--- a/PY_24_ИСТ_3_Пойлов_Иван_Андреевич_ЛР_1.docx
+++ b/PY_24_ИСТ_3_Пойлов_Иван_Андреевич_ЛР_1.docx
@@ -1108,31 +1108,38 @@
     </w:p>
     <w:p>
       <w:pPr>
-        <w:ind w:firstLine="0"/>
-      </w:pPr>
-    </w:p>
-    <w:p>
-      <w:pPr>
-        <w:ind w:firstLine="0"/>
-      </w:pPr>
-    </w:p>
-    <w:p>
-      <w:pPr>
         <w:spacing w:line="240" w:lineRule="auto"/>
         <w:ind w:firstLine="0"/>
         <w:jc w:val="left"/>
         <w:rPr>
+          <w:bCs/>
+          <w:szCs w:val="16"/>
+        </w:rPr>
+      </w:pPr>
+      <w:r>
+        <w:rPr>
           <w:b/>
-          <w:sz w:val="32"/>
-        </w:rPr>
-      </w:pPr>
-      <w:r>
-        <w:rPr>
-          <w:b/>
-          <w:sz w:val="32"/>
-        </w:rPr>
-        <w:t xml:space="preserve"> </w:t>
-      </w:r>
+          <w:szCs w:val="16"/>
+        </w:rPr>
+        <w:t>Использовании ИИ в ходе работы</w:t>
+      </w:r>
+      <w:r>
+        <w:rPr>
+          <w:bCs/>
+          <w:szCs w:val="16"/>
+        </w:rPr>
+        <w:t xml:space="preserve"> – 95 %.</w:t>
+      </w:r>
+    </w:p>
+    <w:p>
+      <w:pPr>
+        <w:ind w:firstLine="0"/>
+      </w:pPr>
+    </w:p>
+    <w:p>
+      <w:pPr>
+        <w:ind w:firstLine="0"/>
+      </w:pPr>
     </w:p>
     <w:p>
       <w:pPr>
@@ -1144,6 +1151,13 @@
           <w:sz w:val="32"/>
         </w:rPr>
       </w:pPr>
+      <w:r>
+        <w:rPr>
+          <w:b/>
+          <w:sz w:val="32"/>
+        </w:rPr>
+        <w:t xml:space="preserve"> </w:t>
+      </w:r>
     </w:p>
     <w:p>
       <w:pPr>
@@ -1229,17 +1243,9 @@
         <w:jc w:val="left"/>
         <w:rPr>
           <w:b/>
-          <w:szCs w:val="16"/>
-        </w:rPr>
-      </w:pPr>
-      <w:r>
-        <w:rPr>
-          <w:b/>
-          <w:szCs w:val="16"/>
-        </w:rPr>
-        <w:lastRenderedPageBreak/>
-        <w:t>Код программы.</w:t>
-      </w:r>
+          <w:sz w:val="32"/>
+        </w:rPr>
+      </w:pPr>
     </w:p>
     <w:p>
       <w:pPr>
@@ -1247,69 +1253,16 @@
         <w:ind w:firstLine="0"/>
         <w:jc w:val="left"/>
         <w:rPr>
-          <w:rFonts w:ascii="Consolas" w:hAnsi="Consolas"/>
-          <w:bCs/>
-          <w:sz w:val="22"/>
-          <w:szCs w:val="14"/>
-        </w:rPr>
-      </w:pPr>
-      <w:r>
-        <w:rPr>
           <w:b/>
           <w:szCs w:val="16"/>
         </w:rPr>
-        <w:br/>
-      </w:r>
-      <w:proofErr w:type="spellStart"/>
-      <w:r>
-        <w:rPr>
-          <w:rFonts w:ascii="Consolas" w:hAnsi="Consolas"/>
-          <w:bCs/>
-          <w:sz w:val="22"/>
-          <w:szCs w:val="14"/>
-        </w:rPr>
-        <w:t>def</w:t>
-      </w:r>
-      <w:proofErr w:type="spellEnd"/>
-      <w:r>
-        <w:rPr>
-          <w:rFonts w:ascii="Consolas" w:hAnsi="Consolas"/>
-          <w:bCs/>
-          <w:sz w:val="22"/>
-          <w:szCs w:val="14"/>
-        </w:rPr>
-        <w:t xml:space="preserve"> </w:t>
-      </w:r>
-      <w:proofErr w:type="spellStart"/>
-      <w:proofErr w:type="gramStart"/>
-      <w:r>
-        <w:rPr>
-          <w:rFonts w:ascii="Consolas" w:hAnsi="Consolas"/>
-          <w:bCs/>
-          <w:sz w:val="22"/>
-          <w:szCs w:val="14"/>
-        </w:rPr>
-        <w:t>spisok</w:t>
-      </w:r>
-      <w:proofErr w:type="spellEnd"/>
-      <w:r>
-        <w:rPr>
-          <w:rFonts w:ascii="Consolas" w:hAnsi="Consolas"/>
-          <w:bCs/>
-          <w:sz w:val="22"/>
-          <w:szCs w:val="14"/>
-        </w:rPr>
-        <w:t>(</w:t>
-      </w:r>
-      <w:proofErr w:type="gramEnd"/>
-      <w:r>
-        <w:rPr>
-          <w:rFonts w:ascii="Consolas" w:hAnsi="Consolas"/>
-          <w:bCs/>
-          <w:sz w:val="22"/>
-          <w:szCs w:val="14"/>
-        </w:rPr>
-        <w:t>):</w:t>
+      </w:pPr>
+      <w:r>
+        <w:rPr>
+          <w:b/>
+          <w:szCs w:val="16"/>
+        </w:rPr>
+        <w:t>Код программы.</w:t>
       </w:r>
     </w:p>
     <w:p>
@@ -1326,12 +1279,61 @@
       </w:pPr>
       <w:r>
         <w:rPr>
-          <w:rFonts w:ascii="Consolas" w:hAnsi="Consolas"/>
-          <w:bCs/>
-          <w:sz w:val="22"/>
-          <w:szCs w:val="14"/>
-        </w:rPr>
-        <w:t xml:space="preserve">    </w:t>
+          <w:b/>
+          <w:szCs w:val="16"/>
+        </w:rPr>
+        <w:br/>
+      </w:r>
+      <w:proofErr w:type="spellStart"/>
+      <w:r>
+        <w:rPr>
+          <w:rFonts w:ascii="Consolas" w:hAnsi="Consolas"/>
+          <w:bCs/>
+          <w:sz w:val="22"/>
+          <w:szCs w:val="14"/>
+        </w:rPr>
+        <w:t>def</w:t>
+      </w:r>
+      <w:proofErr w:type="spellEnd"/>
+      <w:r>
+        <w:rPr>
+          <w:rFonts w:ascii="Consolas" w:hAnsi="Consolas"/>
+          <w:bCs/>
+          <w:sz w:val="22"/>
+          <w:szCs w:val="14"/>
+        </w:rPr>
+        <w:t xml:space="preserve"> </w:t>
+      </w:r>
+      <w:proofErr w:type="spellStart"/>
+      <w:proofErr w:type="gramStart"/>
+      <w:r>
+        <w:rPr>
+          <w:rFonts w:ascii="Consolas" w:hAnsi="Consolas"/>
+          <w:bCs/>
+          <w:sz w:val="22"/>
+          <w:szCs w:val="14"/>
+        </w:rPr>
+        <w:t>spisok</w:t>
+      </w:r>
+      <w:proofErr w:type="spellEnd"/>
+      <w:r>
+        <w:rPr>
+          <w:rFonts w:ascii="Consolas" w:hAnsi="Consolas"/>
+          <w:bCs/>
+          <w:sz w:val="22"/>
+          <w:szCs w:val="14"/>
+        </w:rPr>
+        <w:t>(</w:t>
+      </w:r>
+      <w:proofErr w:type="gramEnd"/>
+      <w:r>
+        <w:rPr>
+          <w:rFonts w:ascii="Consolas" w:hAnsi="Consolas"/>
+          <w:bCs/>
+          <w:sz w:val="22"/>
+          <w:szCs w:val="14"/>
+        </w:rPr>
+        <w:t>):</w:t>
       </w:r>
     </w:p>
     <w:p>
@@ -1353,7 +1355,7 @@
           <w:sz w:val="22"/>
           <w:szCs w:val="14"/>
         </w:rPr>
-        <w:t xml:space="preserve">    #получаем длину списка от пользователя</w:t>
+        <w:t xml:space="preserve">    </w:t>
       </w:r>
     </w:p>
     <w:p>
@@ -1366,27 +1368,16 @@
           <w:bCs/>
           <w:sz w:val="22"/>
           <w:szCs w:val="14"/>
-          <w:lang w:val="en-US"/>
-        </w:rPr>
-      </w:pPr>
-      <w:r>
-        <w:rPr>
-          <w:rFonts w:ascii="Consolas" w:hAnsi="Consolas"/>
-          <w:bCs/>
-          <w:sz w:val="22"/>
-          <w:szCs w:val="14"/>
-        </w:rPr>
-        <w:t xml:space="preserve">    </w:t>
-      </w:r>
-      <w:r>
-        <w:rPr>
-          <w:rFonts w:ascii="Consolas" w:hAnsi="Consolas"/>
-          <w:bCs/>
-          <w:sz w:val="22"/>
-          <w:szCs w:val="14"/>
-          <w:lang w:val="en-US"/>
-        </w:rPr>
-        <w:t>while True:</w:t>
+        </w:rPr>
+      </w:pPr>
+      <w:r>
+        <w:rPr>
+          <w:rFonts w:ascii="Consolas" w:hAnsi="Consolas"/>
+          <w:bCs/>
+          <w:sz w:val="22"/>
+          <w:szCs w:val="14"/>
+        </w:rPr>
+        <w:t xml:space="preserve">    #получаем длину списка от пользователя</w:t>
       </w:r>
     </w:p>
     <w:p>
@@ -1408,9 +1399,18 @@
           <w:bCs/>
           <w:sz w:val="22"/>
           <w:szCs w:val="14"/>
+        </w:rPr>
+        <w:t xml:space="preserve">    </w:t>
+      </w:r>
+      <w:r>
+        <w:rPr>
+          <w:rFonts w:ascii="Consolas" w:hAnsi="Consolas"/>
+          <w:bCs/>
+          <w:sz w:val="22"/>
+          <w:szCs w:val="14"/>
           <w:lang w:val="en-US"/>
         </w:rPr>
-        <w:t xml:space="preserve">        try:</w:t>
+        <w:t>while True:</w:t>
       </w:r>
     </w:p>
     <w:p>
@@ -1434,86 +1434,7 @@
           <w:szCs w:val="14"/>
           <w:lang w:val="en-US"/>
         </w:rPr>
-        <w:t xml:space="preserve">            n = </w:t>
-      </w:r>
-      <w:proofErr w:type="gramStart"/>
-      <w:r>
-        <w:rPr>
-          <w:rFonts w:ascii="Consolas" w:hAnsi="Consolas"/>
-          <w:bCs/>
-          <w:sz w:val="22"/>
-          <w:szCs w:val="14"/>
-          <w:lang w:val="en-US"/>
-        </w:rPr>
-        <w:t>int(input(</w:t>
-      </w:r>
-      <w:proofErr w:type="gramEnd"/>
-      <w:r>
-        <w:rPr>
-          <w:rFonts w:ascii="Consolas" w:hAnsi="Consolas"/>
-          <w:bCs/>
-          <w:sz w:val="22"/>
-          <w:szCs w:val="14"/>
-          <w:lang w:val="en-US"/>
-        </w:rPr>
-        <w:t>"</w:t>
-      </w:r>
-      <w:r>
-        <w:rPr>
-          <w:rFonts w:ascii="Consolas" w:hAnsi="Consolas"/>
-          <w:bCs/>
-          <w:sz w:val="22"/>
-          <w:szCs w:val="14"/>
-        </w:rPr>
-        <w:t>Введите</w:t>
-      </w:r>
-      <w:r>
-        <w:rPr>
-          <w:rFonts w:ascii="Consolas" w:hAnsi="Consolas"/>
-          <w:bCs/>
-          <w:sz w:val="22"/>
-          <w:szCs w:val="14"/>
-          <w:lang w:val="en-US"/>
-        </w:rPr>
-        <w:t xml:space="preserve"> </w:t>
-      </w:r>
-      <w:r>
-        <w:rPr>
-          <w:rFonts w:ascii="Consolas" w:hAnsi="Consolas"/>
-          <w:bCs/>
-          <w:sz w:val="22"/>
-          <w:szCs w:val="14"/>
-        </w:rPr>
-        <w:t>длину</w:t>
-      </w:r>
-      <w:r>
-        <w:rPr>
-          <w:rFonts w:ascii="Consolas" w:hAnsi="Consolas"/>
-          <w:bCs/>
-          <w:sz w:val="22"/>
-          <w:szCs w:val="14"/>
-          <w:lang w:val="en-US"/>
-        </w:rPr>
-        <w:t xml:space="preserve"> </w:t>
-      </w:r>
-      <w:r>
-        <w:rPr>
-          <w:rFonts w:ascii="Consolas" w:hAnsi="Consolas"/>
-          <w:bCs/>
-          <w:sz w:val="22"/>
-          <w:szCs w:val="14"/>
-        </w:rPr>
-        <w:t>списка</w:t>
-      </w:r>
-      <w:r>
-        <w:rPr>
-          <w:rFonts w:ascii="Consolas" w:hAnsi="Consolas"/>
-          <w:bCs/>
-          <w:sz w:val="22"/>
-          <w:szCs w:val="14"/>
-          <w:lang w:val="en-US"/>
-        </w:rPr>
-        <w:t>: "))</w:t>
+        <w:t xml:space="preserve">        try:</w:t>
       </w:r>
     </w:p>
     <w:p>
@@ -1526,57 +1447,97 @@
           <w:bCs/>
           <w:sz w:val="22"/>
           <w:szCs w:val="14"/>
-        </w:rPr>
-      </w:pPr>
-      <w:r>
-        <w:rPr>
-          <w:rFonts w:ascii="Consolas" w:hAnsi="Consolas"/>
-          <w:bCs/>
-          <w:sz w:val="22"/>
-          <w:szCs w:val="14"/>
           <w:lang w:val="en-US"/>
         </w:rPr>
-        <w:t xml:space="preserve">            </w:t>
-      </w:r>
-      <w:proofErr w:type="spellStart"/>
-      <w:r>
-        <w:rPr>
-          <w:rFonts w:ascii="Consolas" w:hAnsi="Consolas"/>
-          <w:bCs/>
-          <w:sz w:val="22"/>
-          <w:szCs w:val="14"/>
-        </w:rPr>
-        <w:t>if</w:t>
-      </w:r>
-      <w:proofErr w:type="spellEnd"/>
-      <w:r>
-        <w:rPr>
-          <w:rFonts w:ascii="Consolas" w:hAnsi="Consolas"/>
-          <w:bCs/>
-          <w:sz w:val="22"/>
-          <w:szCs w:val="14"/>
+      </w:pPr>
+      <w:r>
+        <w:rPr>
+          <w:rFonts w:ascii="Consolas" w:hAnsi="Consolas"/>
+          <w:bCs/>
+          <w:sz w:val="22"/>
+          <w:szCs w:val="14"/>
+          <w:lang w:val="en-US"/>
+        </w:rPr>
+        <w:t xml:space="preserve">            n = </w:t>
+      </w:r>
+      <w:proofErr w:type="gramStart"/>
+      <w:r>
+        <w:rPr>
+          <w:rFonts w:ascii="Consolas" w:hAnsi="Consolas"/>
+          <w:bCs/>
+          <w:sz w:val="22"/>
+          <w:szCs w:val="14"/>
+          <w:lang w:val="en-US"/>
+        </w:rPr>
+        <w:t>int(input(</w:t>
+      </w:r>
+      <w:proofErr w:type="gramEnd"/>
+      <w:r>
+        <w:rPr>
+          <w:rFonts w:ascii="Consolas" w:hAnsi="Consolas"/>
+          <w:bCs/>
+          <w:sz w:val="22"/>
+          <w:szCs w:val="14"/>
+          <w:lang w:val="en-US"/>
+        </w:rPr>
+        <w:t>"</w:t>
+      </w:r>
+      <w:r>
+        <w:rPr>
+          <w:rFonts w:ascii="Consolas" w:hAnsi="Consolas"/>
+          <w:bCs/>
+          <w:sz w:val="22"/>
+          <w:szCs w:val="14"/>
+        </w:rPr>
+        <w:t>Введите</w:t>
+      </w:r>
+      <w:r>
+        <w:rPr>
+          <w:rFonts w:ascii="Consolas" w:hAnsi="Consolas"/>
+          <w:bCs/>
+          <w:sz w:val="22"/>
+          <w:szCs w:val="14"/>
+          <w:lang w:val="en-US"/>
         </w:rPr>
         <w:t xml:space="preserve"> </w:t>
       </w:r>
-      <w:proofErr w:type="gramStart"/>
-      <w:r>
-        <w:rPr>
-          <w:rFonts w:ascii="Consolas" w:hAnsi="Consolas"/>
-          <w:bCs/>
-          <w:sz w:val="22"/>
-          <w:szCs w:val="14"/>
-        </w:rPr>
-        <w:t>n&lt;</w:t>
-      </w:r>
-      <w:proofErr w:type="gramEnd"/>
-      <w:r>
-        <w:rPr>
-          <w:rFonts w:ascii="Consolas" w:hAnsi="Consolas"/>
-          <w:bCs/>
-          <w:sz w:val="22"/>
-          <w:szCs w:val="14"/>
-        </w:rPr>
-        <w:t>=0:</w:t>
+      <w:r>
+        <w:rPr>
+          <w:rFonts w:ascii="Consolas" w:hAnsi="Consolas"/>
+          <w:bCs/>
+          <w:sz w:val="22"/>
+          <w:szCs w:val="14"/>
+        </w:rPr>
+        <w:t>длину</w:t>
+      </w:r>
+      <w:r>
+        <w:rPr>
+          <w:rFonts w:ascii="Consolas" w:hAnsi="Consolas"/>
+          <w:bCs/>
+          <w:sz w:val="22"/>
+          <w:szCs w:val="14"/>
+          <w:lang w:val="en-US"/>
+        </w:rPr>
+        <w:t xml:space="preserve"> </w:t>
+      </w:r>
+      <w:r>
+        <w:rPr>
+          <w:rFonts w:ascii="Consolas" w:hAnsi="Consolas"/>
+          <w:bCs/>
+          <w:sz w:val="22"/>
+          <w:szCs w:val="14"/>
+        </w:rPr>
+        <w:t>списка</w:t>
+      </w:r>
+      <w:r>
+        <w:rPr>
+          <w:rFonts w:ascii="Consolas" w:hAnsi="Consolas"/>
+          <w:bCs/>
+          <w:sz w:val="22"/>
+          <w:szCs w:val="14"/>
+          <w:lang w:val="en-US"/>
+        </w:rPr>
+        <w:t>: "))</w:t>
       </w:r>
     </w:p>
     <w:p>
@@ -1597,10 +1558,30 @@
           <w:bCs/>
           <w:sz w:val="22"/>
           <w:szCs w:val="14"/>
-        </w:rPr>
-        <w:t xml:space="preserve">                </w:t>
+          <w:lang w:val="en-US"/>
+        </w:rPr>
+        <w:t xml:space="preserve">            </w:t>
       </w:r>
       <w:proofErr w:type="spellStart"/>
+      <w:r>
+        <w:rPr>
+          <w:rFonts w:ascii="Consolas" w:hAnsi="Consolas"/>
+          <w:bCs/>
+          <w:sz w:val="22"/>
+          <w:szCs w:val="14"/>
+        </w:rPr>
+        <w:t>if</w:t>
+      </w:r>
+      <w:proofErr w:type="spellEnd"/>
+      <w:r>
+        <w:rPr>
+          <w:rFonts w:ascii="Consolas" w:hAnsi="Consolas"/>
+          <w:bCs/>
+          <w:sz w:val="22"/>
+          <w:szCs w:val="14"/>
+        </w:rPr>
+        <w:t xml:space="preserve"> </w:t>
+      </w:r>
       <w:proofErr w:type="gramStart"/>
       <w:r>
         <w:rPr>
@@ -1609,17 +1590,7 @@
           <w:sz w:val="22"/>
           <w:szCs w:val="14"/>
         </w:rPr>
-        <w:t>print</w:t>
-      </w:r>
-      <w:proofErr w:type="spellEnd"/>
-      <w:r>
-        <w:rPr>
-          <w:rFonts w:ascii="Consolas" w:hAnsi="Consolas"/>
-          <w:bCs/>
-          <w:sz w:val="22"/>
-          <w:szCs w:val="14"/>
-        </w:rPr>
-        <w:t>(</w:t>
+        <w:t>n&lt;</w:t>
       </w:r>
       <w:proofErr w:type="gramEnd"/>
       <w:r>
@@ -1629,7 +1600,7 @@
           <w:sz w:val="22"/>
           <w:szCs w:val="14"/>
         </w:rPr>
-        <w:t>"Введите целое положительное число: ")</w:t>
+        <w:t>=0:</w:t>
       </w:r>
     </w:p>
     <w:p>
@@ -1642,7 +1613,6 @@
           <w:bCs/>
           <w:sz w:val="22"/>
           <w:szCs w:val="14"/>
-          <w:lang w:val="en-US"/>
         </w:rPr>
       </w:pPr>
       <w:r>
@@ -1654,15 +1624,36 @@
         </w:rPr>
         <w:t xml:space="preserve">                </w:t>
       </w:r>
-      <w:r>
-        <w:rPr>
-          <w:rFonts w:ascii="Consolas" w:hAnsi="Consolas"/>
-          <w:bCs/>
-          <w:sz w:val="22"/>
-          <w:szCs w:val="14"/>
-          <w:lang w:val="en-US"/>
-        </w:rPr>
-        <w:t>continue</w:t>
+      <w:proofErr w:type="spellStart"/>
+      <w:proofErr w:type="gramStart"/>
+      <w:r>
+        <w:rPr>
+          <w:rFonts w:ascii="Consolas" w:hAnsi="Consolas"/>
+          <w:bCs/>
+          <w:sz w:val="22"/>
+          <w:szCs w:val="14"/>
+        </w:rPr>
+        <w:t>print</w:t>
+      </w:r>
+      <w:proofErr w:type="spellEnd"/>
+      <w:r>
+        <w:rPr>
+          <w:rFonts w:ascii="Consolas" w:hAnsi="Consolas"/>
+          <w:bCs/>
+          <w:sz w:val="22"/>
+          <w:szCs w:val="14"/>
+        </w:rPr>
+        <w:t>(</w:t>
+      </w:r>
+      <w:proofErr w:type="gramEnd"/>
+      <w:r>
+        <w:rPr>
+          <w:rFonts w:ascii="Consolas" w:hAnsi="Consolas"/>
+          <w:bCs/>
+          <w:sz w:val="22"/>
+          <w:szCs w:val="14"/>
+        </w:rPr>
+        <w:t>"Введите целое положительное число: ")</w:t>
       </w:r>
     </w:p>
     <w:p>
@@ -1684,9 +1675,18 @@
           <w:bCs/>
           <w:sz w:val="22"/>
           <w:szCs w:val="14"/>
+        </w:rPr>
+        <w:t xml:space="preserve">                </w:t>
+      </w:r>
+      <w:r>
+        <w:rPr>
+          <w:rFonts w:ascii="Consolas" w:hAnsi="Consolas"/>
+          <w:bCs/>
+          <w:sz w:val="22"/>
+          <w:szCs w:val="14"/>
           <w:lang w:val="en-US"/>
         </w:rPr>
-        <w:t xml:space="preserve">            break</w:t>
+        <w:t>continue</w:t>
       </w:r>
     </w:p>
     <w:p>
@@ -1710,29 +1710,7 @@
           <w:szCs w:val="14"/>
           <w:lang w:val="en-US"/>
         </w:rPr>
-        <w:t xml:space="preserve">        except </w:t>
-      </w:r>
-      <w:proofErr w:type="spellStart"/>
-      <w:r>
-        <w:rPr>
-          <w:rFonts w:ascii="Consolas" w:hAnsi="Consolas"/>
-          <w:bCs/>
-          <w:sz w:val="22"/>
-          <w:szCs w:val="14"/>
-          <w:lang w:val="en-US"/>
-        </w:rPr>
-        <w:t>ValueError</w:t>
-      </w:r>
-      <w:proofErr w:type="spellEnd"/>
-      <w:r>
-        <w:rPr>
-          <w:rFonts w:ascii="Consolas" w:hAnsi="Consolas"/>
-          <w:bCs/>
-          <w:sz w:val="22"/>
-          <w:szCs w:val="14"/>
-          <w:lang w:val="en-US"/>
-        </w:rPr>
-        <w:t>:</w:t>
+        <w:t xml:space="preserve">            break</w:t>
       </w:r>
     </w:p>
     <w:p>
@@ -1756,9 +1734,9 @@
           <w:szCs w:val="14"/>
           <w:lang w:val="en-US"/>
         </w:rPr>
-        <w:t xml:space="preserve">            </w:t>
-      </w:r>
-      <w:proofErr w:type="gramStart"/>
+        <w:t xml:space="preserve">        except </w:t>
+      </w:r>
+      <w:proofErr w:type="spellStart"/>
       <w:r>
         <w:rPr>
           <w:rFonts w:ascii="Consolas" w:hAnsi="Consolas"/>
@@ -1767,9 +1745,9 @@
           <w:szCs w:val="14"/>
           <w:lang w:val="en-US"/>
         </w:rPr>
-        <w:t>print(</w:t>
-      </w:r>
-      <w:proofErr w:type="gramEnd"/>
+        <w:t>ValueError</w:t>
+      </w:r>
+      <w:proofErr w:type="spellEnd"/>
       <w:r>
         <w:rPr>
           <w:rFonts w:ascii="Consolas" w:hAnsi="Consolas"/>
@@ -1778,83 +1756,7 @@
           <w:szCs w:val="14"/>
           <w:lang w:val="en-US"/>
         </w:rPr>
-        <w:t>"</w:t>
-      </w:r>
-      <w:r>
-        <w:rPr>
-          <w:rFonts w:ascii="Consolas" w:hAnsi="Consolas"/>
-          <w:bCs/>
-          <w:sz w:val="22"/>
-          <w:szCs w:val="14"/>
-        </w:rPr>
-        <w:t>Ошибка</w:t>
-      </w:r>
-      <w:r>
-        <w:rPr>
-          <w:rFonts w:ascii="Consolas" w:hAnsi="Consolas"/>
-          <w:bCs/>
-          <w:sz w:val="22"/>
-          <w:szCs w:val="14"/>
-          <w:lang w:val="en-US"/>
-        </w:rPr>
-        <w:t xml:space="preserve">: </w:t>
-      </w:r>
-      <w:r>
-        <w:rPr>
-          <w:rFonts w:ascii="Consolas" w:hAnsi="Consolas"/>
-          <w:bCs/>
-          <w:sz w:val="22"/>
-          <w:szCs w:val="14"/>
-        </w:rPr>
-        <w:t>введите</w:t>
-      </w:r>
-      <w:r>
-        <w:rPr>
-          <w:rFonts w:ascii="Consolas" w:hAnsi="Consolas"/>
-          <w:bCs/>
-          <w:sz w:val="22"/>
-          <w:szCs w:val="14"/>
-          <w:lang w:val="en-US"/>
-        </w:rPr>
-        <w:t xml:space="preserve"> </w:t>
-      </w:r>
-      <w:r>
-        <w:rPr>
-          <w:rFonts w:ascii="Consolas" w:hAnsi="Consolas"/>
-          <w:bCs/>
-          <w:sz w:val="22"/>
-          <w:szCs w:val="14"/>
-        </w:rPr>
-        <w:t>целое</w:t>
-      </w:r>
-      <w:r>
-        <w:rPr>
-          <w:rFonts w:ascii="Consolas" w:hAnsi="Consolas"/>
-          <w:bCs/>
-          <w:sz w:val="22"/>
-          <w:szCs w:val="14"/>
-          <w:lang w:val="en-US"/>
-        </w:rPr>
-        <w:t xml:space="preserve"> </w:t>
-      </w:r>
-      <w:r>
-        <w:rPr>
-          <w:rFonts w:ascii="Consolas" w:hAnsi="Consolas"/>
-          <w:bCs/>
-          <w:sz w:val="22"/>
-          <w:szCs w:val="14"/>
-        </w:rPr>
-        <w:t>число</w:t>
-      </w:r>
-      <w:r>
-        <w:rPr>
-          <w:rFonts w:ascii="Consolas" w:hAnsi="Consolas"/>
-          <w:bCs/>
-          <w:sz w:val="22"/>
-          <w:szCs w:val="14"/>
-          <w:lang w:val="en-US"/>
-        </w:rPr>
-        <w:t>.")</w:t>
+        <w:t>:</w:t>
       </w:r>
     </w:p>
     <w:p>
@@ -1870,6 +1772,114 @@
           <w:lang w:val="en-US"/>
         </w:rPr>
       </w:pPr>
+      <w:r>
+        <w:rPr>
+          <w:rFonts w:ascii="Consolas" w:hAnsi="Consolas"/>
+          <w:bCs/>
+          <w:sz w:val="22"/>
+          <w:szCs w:val="14"/>
+          <w:lang w:val="en-US"/>
+        </w:rPr>
+        <w:t xml:space="preserve">            </w:t>
+      </w:r>
+      <w:proofErr w:type="gramStart"/>
+      <w:r>
+        <w:rPr>
+          <w:rFonts w:ascii="Consolas" w:hAnsi="Consolas"/>
+          <w:bCs/>
+          <w:sz w:val="22"/>
+          <w:szCs w:val="14"/>
+          <w:lang w:val="en-US"/>
+        </w:rPr>
+        <w:t>print(</w:t>
+      </w:r>
+      <w:proofErr w:type="gramEnd"/>
+      <w:r>
+        <w:rPr>
+          <w:rFonts w:ascii="Consolas" w:hAnsi="Consolas"/>
+          <w:bCs/>
+          <w:sz w:val="22"/>
+          <w:szCs w:val="14"/>
+          <w:lang w:val="en-US"/>
+        </w:rPr>
+        <w:t>"</w:t>
+      </w:r>
+      <w:r>
+        <w:rPr>
+          <w:rFonts w:ascii="Consolas" w:hAnsi="Consolas"/>
+          <w:bCs/>
+          <w:sz w:val="22"/>
+          <w:szCs w:val="14"/>
+        </w:rPr>
+        <w:t>Ошибка</w:t>
+      </w:r>
+      <w:r>
+        <w:rPr>
+          <w:rFonts w:ascii="Consolas" w:hAnsi="Consolas"/>
+          <w:bCs/>
+          <w:sz w:val="22"/>
+          <w:szCs w:val="14"/>
+          <w:lang w:val="en-US"/>
+        </w:rPr>
+        <w:t xml:space="preserve">: </w:t>
+      </w:r>
+      <w:r>
+        <w:rPr>
+          <w:rFonts w:ascii="Consolas" w:hAnsi="Consolas"/>
+          <w:bCs/>
+          <w:sz w:val="22"/>
+          <w:szCs w:val="14"/>
+        </w:rPr>
+        <w:t>введите</w:t>
+      </w:r>
+      <w:r>
+        <w:rPr>
+          <w:rFonts w:ascii="Consolas" w:hAnsi="Consolas"/>
+          <w:bCs/>
+          <w:sz w:val="22"/>
+          <w:szCs w:val="14"/>
+          <w:lang w:val="en-US"/>
+        </w:rPr>
+        <w:t xml:space="preserve"> </w:t>
+      </w:r>
+      <w:r>
+        <w:rPr>
+          <w:rFonts w:ascii="Consolas" w:hAnsi="Consolas"/>
+          <w:bCs/>
+          <w:sz w:val="22"/>
+          <w:szCs w:val="14"/>
+        </w:rPr>
+        <w:t>целое</w:t>
+      </w:r>
+      <w:r>
+        <w:rPr>
+          <w:rFonts w:ascii="Consolas" w:hAnsi="Consolas"/>
+          <w:bCs/>
+          <w:sz w:val="22"/>
+          <w:szCs w:val="14"/>
+          <w:lang w:val="en-US"/>
+        </w:rPr>
+        <w:t xml:space="preserve"> </w:t>
+      </w:r>
+      <w:r>
+        <w:rPr>
+          <w:rFonts w:ascii="Consolas" w:hAnsi="Consolas"/>
+          <w:bCs/>
+          <w:sz w:val="22"/>
+          <w:szCs w:val="14"/>
+        </w:rPr>
+        <w:t>число</w:t>
+      </w:r>
+      <w:r>
+        <w:rPr>
+          <w:rFonts w:ascii="Consolas" w:hAnsi="Consolas"/>
+          <w:bCs/>
+          <w:sz w:val="22"/>
+          <w:szCs w:val="14"/>
+          <w:lang w:val="en-US"/>
+        </w:rPr>
+        <w:t>.")</w:t>
+      </w:r>
     </w:p>
     <w:p>
       <w:pPr>
@@ -1881,38 +1891,9 @@
           <w:bCs/>
           <w:sz w:val="22"/>
           <w:szCs w:val="14"/>
-        </w:rPr>
-      </w:pPr>
-      <w:r>
-        <w:rPr>
-          <w:rFonts w:ascii="Consolas" w:hAnsi="Consolas"/>
-          <w:bCs/>
-          <w:sz w:val="22"/>
-          <w:szCs w:val="14"/>
           <w:lang w:val="en-US"/>
         </w:rPr>
-        <w:t xml:space="preserve">    </w:t>
-      </w:r>
-      <w:proofErr w:type="spellStart"/>
-      <w:r>
-        <w:rPr>
-          <w:rFonts w:ascii="Consolas" w:hAnsi="Consolas"/>
-          <w:bCs/>
-          <w:sz w:val="22"/>
-          <w:szCs w:val="14"/>
-        </w:rPr>
-        <w:t>sp</w:t>
-      </w:r>
-      <w:proofErr w:type="spellEnd"/>
-      <w:r>
-        <w:rPr>
-          <w:rFonts w:ascii="Consolas" w:hAnsi="Consolas"/>
-          <w:bCs/>
-          <w:sz w:val="22"/>
-          <w:szCs w:val="14"/>
-        </w:rPr>
-        <w:t xml:space="preserve"> = []</w:t>
-      </w:r>
+      </w:pPr>
     </w:p>
     <w:p>
       <w:pPr>
@@ -1926,6 +1907,36 @@
           <w:szCs w:val="14"/>
         </w:rPr>
       </w:pPr>
+      <w:r>
+        <w:rPr>
+          <w:rFonts w:ascii="Consolas" w:hAnsi="Consolas"/>
+          <w:bCs/>
+          <w:sz w:val="22"/>
+          <w:szCs w:val="14"/>
+          <w:lang w:val="en-US"/>
+        </w:rPr>
+        <w:t xml:space="preserve">    </w:t>
+      </w:r>
+      <w:proofErr w:type="spellStart"/>
+      <w:r>
+        <w:rPr>
+          <w:rFonts w:ascii="Consolas" w:hAnsi="Consolas"/>
+          <w:bCs/>
+          <w:sz w:val="22"/>
+          <w:szCs w:val="14"/>
+        </w:rPr>
+        <w:t>sp</w:t>
+      </w:r>
+      <w:proofErr w:type="spellEnd"/>
+      <w:r>
+        <w:rPr>
+          <w:rFonts w:ascii="Consolas" w:hAnsi="Consolas"/>
+          <w:bCs/>
+          <w:sz w:val="22"/>
+          <w:szCs w:val="14"/>
+        </w:rPr>
+        <w:t xml:space="preserve"> = []</w:t>
+      </w:r>
     </w:p>
     <w:p>
       <w:pPr>
@@ -1939,15 +1950,6 @@
           <w:szCs w:val="14"/>
         </w:rPr>
       </w:pPr>
-      <w:r>
-        <w:rPr>
-          <w:rFonts w:ascii="Consolas" w:hAnsi="Consolas"/>
-          <w:bCs/>
-          <w:sz w:val="22"/>
-          <w:szCs w:val="14"/>
-        </w:rPr>
-        <w:t xml:space="preserve">    #получаем список длинной n от пользователя</w:t>
-      </w:r>
     </w:p>
     <w:p>
       <w:pPr>
@@ -1959,49 +1961,16 @@
           <w:bCs/>
           <w:sz w:val="22"/>
           <w:szCs w:val="14"/>
-          <w:lang w:val="en-US"/>
-        </w:rPr>
-      </w:pPr>
-      <w:r>
-        <w:rPr>
-          <w:rFonts w:ascii="Consolas" w:hAnsi="Consolas"/>
-          <w:bCs/>
-          <w:sz w:val="22"/>
-          <w:szCs w:val="14"/>
-        </w:rPr>
-        <w:t xml:space="preserve">    </w:t>
-      </w:r>
-      <w:r>
-        <w:rPr>
-          <w:rFonts w:ascii="Consolas" w:hAnsi="Consolas"/>
-          <w:bCs/>
-          <w:sz w:val="22"/>
-          <w:szCs w:val="14"/>
-          <w:lang w:val="en-US"/>
-        </w:rPr>
-        <w:t xml:space="preserve">for </w:t>
-      </w:r>
-      <w:proofErr w:type="spellStart"/>
-      <w:r>
-        <w:rPr>
-          <w:rFonts w:ascii="Consolas" w:hAnsi="Consolas"/>
-          <w:bCs/>
-          <w:sz w:val="22"/>
-          <w:szCs w:val="14"/>
-          <w:lang w:val="en-US"/>
-        </w:rPr>
-        <w:t>i</w:t>
-      </w:r>
-      <w:proofErr w:type="spellEnd"/>
-      <w:r>
-        <w:rPr>
-          <w:rFonts w:ascii="Consolas" w:hAnsi="Consolas"/>
-          <w:bCs/>
-          <w:sz w:val="22"/>
-          <w:szCs w:val="14"/>
-          <w:lang w:val="en-US"/>
-        </w:rPr>
-        <w:t xml:space="preserve"> in range(n):</w:t>
+        </w:rPr>
+      </w:pPr>
+      <w:r>
+        <w:rPr>
+          <w:rFonts w:ascii="Consolas" w:hAnsi="Consolas"/>
+          <w:bCs/>
+          <w:sz w:val="22"/>
+          <w:szCs w:val="14"/>
+        </w:rPr>
+        <w:t xml:space="preserve">    #получаем список длинной n от пользователя</w:t>
       </w:r>
     </w:p>
     <w:p>
@@ -2014,37 +1983,38 @@
           <w:bCs/>
           <w:sz w:val="22"/>
           <w:szCs w:val="14"/>
-        </w:rPr>
-      </w:pPr>
-      <w:r>
-        <w:rPr>
-          <w:rFonts w:ascii="Consolas" w:hAnsi="Consolas"/>
-          <w:bCs/>
-          <w:sz w:val="22"/>
-          <w:szCs w:val="14"/>
           <w:lang w:val="en-US"/>
         </w:rPr>
-        <w:t xml:space="preserve">        </w:t>
-      </w:r>
-      <w:r>
-        <w:rPr>
-          <w:rFonts w:ascii="Consolas" w:hAnsi="Consolas"/>
-          <w:bCs/>
-          <w:sz w:val="22"/>
-          <w:szCs w:val="14"/>
-        </w:rPr>
-        <w:t xml:space="preserve">a = </w:t>
+      </w:pPr>
+      <w:r>
+        <w:rPr>
+          <w:rFonts w:ascii="Consolas" w:hAnsi="Consolas"/>
+          <w:bCs/>
+          <w:sz w:val="22"/>
+          <w:szCs w:val="14"/>
+        </w:rPr>
+        <w:t xml:space="preserve">    </w:t>
+      </w:r>
+      <w:r>
+        <w:rPr>
+          <w:rFonts w:ascii="Consolas" w:hAnsi="Consolas"/>
+          <w:bCs/>
+          <w:sz w:val="22"/>
+          <w:szCs w:val="14"/>
+          <w:lang w:val="en-US"/>
+        </w:rPr>
+        <w:t xml:space="preserve">for </w:t>
       </w:r>
       <w:proofErr w:type="spellStart"/>
-      <w:proofErr w:type="gramStart"/>
-      <w:r>
-        <w:rPr>
-          <w:rFonts w:ascii="Consolas" w:hAnsi="Consolas"/>
-          <w:bCs/>
-          <w:sz w:val="22"/>
-          <w:szCs w:val="14"/>
-        </w:rPr>
-        <w:t>input</w:t>
+      <w:r>
+        <w:rPr>
+          <w:rFonts w:ascii="Consolas" w:hAnsi="Consolas"/>
+          <w:bCs/>
+          <w:sz w:val="22"/>
+          <w:szCs w:val="14"/>
+          <w:lang w:val="en-US"/>
+        </w:rPr>
+        <w:t>i</w:t>
       </w:r>
       <w:proofErr w:type="spellEnd"/>
       <w:r>
@@ -2053,18 +2023,9 @@
           <w:bCs/>
           <w:sz w:val="22"/>
           <w:szCs w:val="14"/>
-        </w:rPr>
-        <w:t>(</w:t>
-      </w:r>
-      <w:proofErr w:type="gramEnd"/>
-      <w:r>
-        <w:rPr>
-          <w:rFonts w:ascii="Consolas" w:hAnsi="Consolas"/>
-          <w:bCs/>
-          <w:sz w:val="22"/>
-          <w:szCs w:val="14"/>
-        </w:rPr>
-        <w:t>"Введите элемент списка: ")</w:t>
+          <w:lang w:val="en-US"/>
+        </w:rPr>
+        <w:t xml:space="preserve"> in range(n):</w:t>
       </w:r>
     </w:p>
     <w:p>
@@ -2085,8 +2046,49 @@
           <w:bCs/>
           <w:sz w:val="22"/>
           <w:szCs w:val="14"/>
+          <w:lang w:val="en-US"/>
         </w:rPr>
         <w:t xml:space="preserve">        </w:t>
+      </w:r>
+      <w:r>
+        <w:rPr>
+          <w:rFonts w:ascii="Consolas" w:hAnsi="Consolas"/>
+          <w:bCs/>
+          <w:sz w:val="22"/>
+          <w:szCs w:val="14"/>
+        </w:rPr>
+        <w:t xml:space="preserve">a = </w:t>
+      </w:r>
+      <w:proofErr w:type="spellStart"/>
+      <w:proofErr w:type="gramStart"/>
+      <w:r>
+        <w:rPr>
+          <w:rFonts w:ascii="Consolas" w:hAnsi="Consolas"/>
+          <w:bCs/>
+          <w:sz w:val="22"/>
+          <w:szCs w:val="14"/>
+        </w:rPr>
+        <w:t>input</w:t>
+      </w:r>
+      <w:proofErr w:type="spellEnd"/>
+      <w:r>
+        <w:rPr>
+          <w:rFonts w:ascii="Consolas" w:hAnsi="Consolas"/>
+          <w:bCs/>
+          <w:sz w:val="22"/>
+          <w:szCs w:val="14"/>
+        </w:rPr>
+        <w:t>(</w:t>
+      </w:r>
+      <w:proofErr w:type="gramEnd"/>
+      <w:r>
+        <w:rPr>
+          <w:rFonts w:ascii="Consolas" w:hAnsi="Consolas"/>
+          <w:bCs/>
+          <w:sz w:val="22"/>
+          <w:szCs w:val="14"/>
+        </w:rPr>
+        <w:t>"Введите элемент списка: ")</w:t>
       </w:r>
     </w:p>
     <w:p>
@@ -2108,7 +2110,7 @@
           <w:sz w:val="22"/>
           <w:szCs w:val="14"/>
         </w:rPr>
-        <w:t xml:space="preserve">        #пытаемся преобразовать в число</w:t>
+        <w:t xml:space="preserve">        </w:t>
       </w:r>
     </w:p>
     <w:p>
@@ -2130,27 +2132,7 @@
           <w:sz w:val="22"/>
           <w:szCs w:val="14"/>
         </w:rPr>
-        <w:t xml:space="preserve">        </w:t>
-      </w:r>
-      <w:proofErr w:type="spellStart"/>
-      <w:r>
-        <w:rPr>
-          <w:rFonts w:ascii="Consolas" w:hAnsi="Consolas"/>
-          <w:bCs/>
-          <w:sz w:val="22"/>
-          <w:szCs w:val="14"/>
-        </w:rPr>
-        <w:t>try</w:t>
-      </w:r>
-      <w:proofErr w:type="spellEnd"/>
-      <w:r>
-        <w:rPr>
-          <w:rFonts w:ascii="Consolas" w:hAnsi="Consolas"/>
-          <w:bCs/>
-          <w:sz w:val="22"/>
-          <w:szCs w:val="14"/>
-        </w:rPr>
-        <w:t>:</w:t>
+        <w:t xml:space="preserve">        #пытаемся преобразовать в число</w:t>
       </w:r>
     </w:p>
     <w:p>
@@ -2172,7 +2154,7 @@
           <w:sz w:val="22"/>
           <w:szCs w:val="14"/>
         </w:rPr>
-        <w:t xml:space="preserve">            a=</w:t>
+        <w:t xml:space="preserve">        </w:t>
       </w:r>
       <w:proofErr w:type="spellStart"/>
       <w:r>
@@ -2182,7 +2164,7 @@
           <w:sz w:val="22"/>
           <w:szCs w:val="14"/>
         </w:rPr>
-        <w:t>int</w:t>
+        <w:t>try</w:t>
       </w:r>
       <w:proofErr w:type="spellEnd"/>
       <w:r>
@@ -2192,7 +2174,7 @@
           <w:sz w:val="22"/>
           <w:szCs w:val="14"/>
         </w:rPr>
-        <w:t>(a)</w:t>
+        <w:t>:</w:t>
       </w:r>
     </w:p>
     <w:p>
@@ -2214,7 +2196,27 @@
           <w:sz w:val="22"/>
           <w:szCs w:val="14"/>
         </w:rPr>
-        <w:t xml:space="preserve">        #в случае ошибки оставляем строкой</w:t>
+        <w:t xml:space="preserve">            a=</w:t>
+      </w:r>
+      <w:proofErr w:type="spellStart"/>
+      <w:r>
+        <w:rPr>
+          <w:rFonts w:ascii="Consolas" w:hAnsi="Consolas"/>
+          <w:bCs/>
+          <w:sz w:val="22"/>
+          <w:szCs w:val="14"/>
+        </w:rPr>
+        <w:t>int</w:t>
+      </w:r>
+      <w:proofErr w:type="spellEnd"/>
+      <w:r>
+        <w:rPr>
+          <w:rFonts w:ascii="Consolas" w:hAnsi="Consolas"/>
+          <w:bCs/>
+          <w:sz w:val="22"/>
+          <w:szCs w:val="14"/>
+        </w:rPr>
+        <w:t>(a)</w:t>
       </w:r>
     </w:p>
     <w:p>
@@ -2227,49 +2229,16 @@
           <w:bCs/>
           <w:sz w:val="22"/>
           <w:szCs w:val="14"/>
-          <w:lang w:val="en-US"/>
-        </w:rPr>
-      </w:pPr>
-      <w:r>
-        <w:rPr>
-          <w:rFonts w:ascii="Consolas" w:hAnsi="Consolas"/>
-          <w:bCs/>
-          <w:sz w:val="22"/>
-          <w:szCs w:val="14"/>
-        </w:rPr>
-        <w:t xml:space="preserve">        </w:t>
-      </w:r>
-      <w:r>
-        <w:rPr>
-          <w:rFonts w:ascii="Consolas" w:hAnsi="Consolas"/>
-          <w:bCs/>
-          <w:sz w:val="22"/>
-          <w:szCs w:val="14"/>
-          <w:lang w:val="en-US"/>
-        </w:rPr>
-        <w:t xml:space="preserve">except </w:t>
-      </w:r>
-      <w:proofErr w:type="spellStart"/>
-      <w:r>
-        <w:rPr>
-          <w:rFonts w:ascii="Consolas" w:hAnsi="Consolas"/>
-          <w:bCs/>
-          <w:sz w:val="22"/>
-          <w:szCs w:val="14"/>
-          <w:lang w:val="en-US"/>
-        </w:rPr>
-        <w:t>ValueError</w:t>
-      </w:r>
-      <w:proofErr w:type="spellEnd"/>
-      <w:r>
-        <w:rPr>
-          <w:rFonts w:ascii="Consolas" w:hAnsi="Consolas"/>
-          <w:bCs/>
-          <w:sz w:val="22"/>
-          <w:szCs w:val="14"/>
-          <w:lang w:val="en-US"/>
-        </w:rPr>
-        <w:t>:</w:t>
+        </w:rPr>
+      </w:pPr>
+      <w:r>
+        <w:rPr>
+          <w:rFonts w:ascii="Consolas" w:hAnsi="Consolas"/>
+          <w:bCs/>
+          <w:sz w:val="22"/>
+          <w:szCs w:val="14"/>
+        </w:rPr>
+        <w:t xml:space="preserve">        #в случае ошибки оставляем строкой</w:t>
       </w:r>
     </w:p>
     <w:p>
@@ -2291,9 +2260,40 @@
           <w:bCs/>
           <w:sz w:val="22"/>
           <w:szCs w:val="14"/>
+        </w:rPr>
+        <w:t xml:space="preserve">        </w:t>
+      </w:r>
+      <w:r>
+        <w:rPr>
+          <w:rFonts w:ascii="Consolas" w:hAnsi="Consolas"/>
+          <w:bCs/>
+          <w:sz w:val="22"/>
+          <w:szCs w:val="14"/>
           <w:lang w:val="en-US"/>
         </w:rPr>
-        <w:t xml:space="preserve">            pass</w:t>
+        <w:t xml:space="preserve">except </w:t>
+      </w:r>
+      <w:proofErr w:type="spellStart"/>
+      <w:r>
+        <w:rPr>
+          <w:rFonts w:ascii="Consolas" w:hAnsi="Consolas"/>
+          <w:bCs/>
+          <w:sz w:val="22"/>
+          <w:szCs w:val="14"/>
+          <w:lang w:val="en-US"/>
+        </w:rPr>
+        <w:t>ValueError</w:t>
+      </w:r>
+      <w:proofErr w:type="spellEnd"/>
+      <w:r>
+        <w:rPr>
+          <w:rFonts w:ascii="Consolas" w:hAnsi="Consolas"/>
+          <w:bCs/>
+          <w:sz w:val="22"/>
+          <w:szCs w:val="14"/>
+          <w:lang w:val="en-US"/>
+        </w:rPr>
+        <w:t>:</w:t>
       </w:r>
     </w:p>
     <w:p>
@@ -2309,6 +2309,16 @@
           <w:lang w:val="en-US"/>
         </w:rPr>
       </w:pPr>
+      <w:r>
+        <w:rPr>
+          <w:rFonts w:ascii="Consolas" w:hAnsi="Consolas"/>
+          <w:bCs/>
+          <w:sz w:val="22"/>
+          <w:szCs w:val="14"/>
+          <w:lang w:val="en-US"/>
+        </w:rPr>
+        <w:t xml:space="preserve">            pass</w:t>
+      </w:r>
     </w:p>
     <w:p>
       <w:pPr>
@@ -2323,40 +2333,6 @@
           <w:lang w:val="en-US"/>
         </w:rPr>
       </w:pPr>
-      <w:r>
-        <w:rPr>
-          <w:rFonts w:ascii="Consolas" w:hAnsi="Consolas"/>
-          <w:bCs/>
-          <w:sz w:val="22"/>
-          <w:szCs w:val="14"/>
-          <w:lang w:val="en-US"/>
-        </w:rPr>
-        <w:t xml:space="preserve">        </w:t>
-      </w:r>
-      <w:proofErr w:type="spellStart"/>
-      <w:proofErr w:type="gramStart"/>
-      <w:r>
-        <w:rPr>
-          <w:rFonts w:ascii="Consolas" w:hAnsi="Consolas"/>
-          <w:bCs/>
-          <w:sz w:val="22"/>
-          <w:szCs w:val="14"/>
-          <w:lang w:val="en-US"/>
-        </w:rPr>
-        <w:t>sp.append</w:t>
-      </w:r>
-      <w:proofErr w:type="spellEnd"/>
-      <w:proofErr w:type="gramEnd"/>
-      <w:r>
-        <w:rPr>
-          <w:rFonts w:ascii="Consolas" w:hAnsi="Consolas"/>
-          <w:bCs/>
-          <w:sz w:val="22"/>
-          <w:szCs w:val="14"/>
-          <w:lang w:val="en-US"/>
-        </w:rPr>
-        <w:t>(a)</w:t>
-      </w:r>
     </w:p>
     <w:p>
       <w:pPr>
@@ -2371,6 +2347,40 @@
           <w:lang w:val="en-US"/>
         </w:rPr>
       </w:pPr>
+      <w:r>
+        <w:rPr>
+          <w:rFonts w:ascii="Consolas" w:hAnsi="Consolas"/>
+          <w:bCs/>
+          <w:sz w:val="22"/>
+          <w:szCs w:val="14"/>
+          <w:lang w:val="en-US"/>
+        </w:rPr>
+        <w:t xml:space="preserve">        </w:t>
+      </w:r>
+      <w:proofErr w:type="spellStart"/>
+      <w:proofErr w:type="gramStart"/>
+      <w:r>
+        <w:rPr>
+          <w:rFonts w:ascii="Consolas" w:hAnsi="Consolas"/>
+          <w:bCs/>
+          <w:sz w:val="22"/>
+          <w:szCs w:val="14"/>
+          <w:lang w:val="en-US"/>
+        </w:rPr>
+        <w:t>sp.append</w:t>
+      </w:r>
+      <w:proofErr w:type="spellEnd"/>
+      <w:proofErr w:type="gramEnd"/>
+      <w:r>
+        <w:rPr>
+          <w:rFonts w:ascii="Consolas" w:hAnsi="Consolas"/>
+          <w:bCs/>
+          <w:sz w:val="22"/>
+          <w:szCs w:val="14"/>
+          <w:lang w:val="en-US"/>
+        </w:rPr>
+        <w:t>(a)</w:t>
+      </w:r>
     </w:p>
     <w:p>
       <w:pPr>
@@ -2382,27 +2392,9 @@
           <w:bCs/>
           <w:sz w:val="22"/>
           <w:szCs w:val="14"/>
-        </w:rPr>
-      </w:pPr>
-      <w:r>
-        <w:rPr>
-          <w:rFonts w:ascii="Consolas" w:hAnsi="Consolas"/>
-          <w:bCs/>
-          <w:sz w:val="22"/>
-          <w:szCs w:val="14"/>
           <w:lang w:val="en-US"/>
         </w:rPr>
-        <w:t xml:space="preserve">    </w:t>
-      </w:r>
-      <w:r>
-        <w:rPr>
-          <w:rFonts w:ascii="Consolas" w:hAnsi="Consolas"/>
-          <w:bCs/>
-          <w:sz w:val="22"/>
-          <w:szCs w:val="14"/>
-        </w:rPr>
-        <w:t>#список элементов, которые встречаются один раз</w:t>
-      </w:r>
+      </w:pPr>
     </w:p>
     <w:p>
       <w:pPr>
@@ -2422,28 +2414,18 @@
           <w:bCs/>
           <w:sz w:val="22"/>
           <w:szCs w:val="14"/>
+          <w:lang w:val="en-US"/>
         </w:rPr>
         <w:t xml:space="preserve">    </w:t>
       </w:r>
-      <w:proofErr w:type="spellStart"/>
-      <w:r>
-        <w:rPr>
-          <w:rFonts w:ascii="Consolas" w:hAnsi="Consolas"/>
-          <w:bCs/>
-          <w:sz w:val="22"/>
-          <w:szCs w:val="14"/>
-        </w:rPr>
-        <w:t>result</w:t>
-      </w:r>
-      <w:proofErr w:type="spellEnd"/>
-      <w:r>
-        <w:rPr>
-          <w:rFonts w:ascii="Consolas" w:hAnsi="Consolas"/>
-          <w:bCs/>
-          <w:sz w:val="22"/>
-          <w:szCs w:val="14"/>
-        </w:rPr>
-        <w:t xml:space="preserve"> = []</w:t>
+      <w:r>
+        <w:rPr>
+          <w:rFonts w:ascii="Consolas" w:hAnsi="Consolas"/>
+          <w:bCs/>
+          <w:sz w:val="22"/>
+          <w:szCs w:val="14"/>
+        </w:rPr>
+        <w:t>#список элементов, которые встречаются один раз</w:t>
       </w:r>
     </w:p>
     <w:p>
@@ -2458,6 +2440,35 @@
           <w:szCs w:val="14"/>
         </w:rPr>
       </w:pPr>
+      <w:r>
+        <w:rPr>
+          <w:rFonts w:ascii="Consolas" w:hAnsi="Consolas"/>
+          <w:bCs/>
+          <w:sz w:val="22"/>
+          <w:szCs w:val="14"/>
+        </w:rPr>
+        <w:t xml:space="preserve">    </w:t>
+      </w:r>
+      <w:proofErr w:type="spellStart"/>
+      <w:r>
+        <w:rPr>
+          <w:rFonts w:ascii="Consolas" w:hAnsi="Consolas"/>
+          <w:bCs/>
+          <w:sz w:val="22"/>
+          <w:szCs w:val="14"/>
+        </w:rPr>
+        <w:t>result</w:t>
+      </w:r>
+      <w:proofErr w:type="spellEnd"/>
+      <w:r>
+        <w:rPr>
+          <w:rFonts w:ascii="Consolas" w:hAnsi="Consolas"/>
+          <w:bCs/>
+          <w:sz w:val="22"/>
+          <w:szCs w:val="14"/>
+        </w:rPr>
+        <w:t xml:space="preserve"> = []</w:t>
+      </w:r>
     </w:p>
     <w:p>
       <w:pPr>
@@ -2471,15 +2482,6 @@
           <w:szCs w:val="14"/>
         </w:rPr>
       </w:pPr>
-      <w:r>
-        <w:rPr>
-          <w:rFonts w:ascii="Consolas" w:hAnsi="Consolas"/>
-          <w:bCs/>
-          <w:sz w:val="22"/>
-          <w:szCs w:val="14"/>
-        </w:rPr>
-        <w:t xml:space="preserve">    #ищем элементы, которые встречаются один раз</w:t>
-      </w:r>
     </w:p>
     <w:p>
       <w:pPr>
@@ -2491,49 +2493,16 @@
           <w:bCs/>
           <w:sz w:val="22"/>
           <w:szCs w:val="14"/>
-          <w:lang w:val="en-US"/>
-        </w:rPr>
-      </w:pPr>
-      <w:r>
-        <w:rPr>
-          <w:rFonts w:ascii="Consolas" w:hAnsi="Consolas"/>
-          <w:bCs/>
-          <w:sz w:val="22"/>
-          <w:szCs w:val="14"/>
-        </w:rPr>
-        <w:t xml:space="preserve">    </w:t>
-      </w:r>
-      <w:r>
-        <w:rPr>
-          <w:rFonts w:ascii="Consolas" w:hAnsi="Consolas"/>
-          <w:bCs/>
-          <w:sz w:val="22"/>
-          <w:szCs w:val="14"/>
-          <w:lang w:val="en-US"/>
-        </w:rPr>
-        <w:t xml:space="preserve">for x in </w:t>
-      </w:r>
-      <w:proofErr w:type="spellStart"/>
-      <w:r>
-        <w:rPr>
-          <w:rFonts w:ascii="Consolas" w:hAnsi="Consolas"/>
-          <w:bCs/>
-          <w:sz w:val="22"/>
-          <w:szCs w:val="14"/>
-          <w:lang w:val="en-US"/>
-        </w:rPr>
-        <w:t>sp</w:t>
-      </w:r>
-      <w:proofErr w:type="spellEnd"/>
-      <w:r>
-        <w:rPr>
-          <w:rFonts w:ascii="Consolas" w:hAnsi="Consolas"/>
-          <w:bCs/>
-          <w:sz w:val="22"/>
-          <w:szCs w:val="14"/>
-          <w:lang w:val="en-US"/>
-        </w:rPr>
-        <w:t>:</w:t>
+        </w:rPr>
+      </w:pPr>
+      <w:r>
+        <w:rPr>
+          <w:rFonts w:ascii="Consolas" w:hAnsi="Consolas"/>
+          <w:bCs/>
+          <w:sz w:val="22"/>
+          <w:szCs w:val="14"/>
+        </w:rPr>
+        <w:t xml:space="preserve">    #ищем элементы, которые встречаются один раз</w:t>
       </w:r>
     </w:p>
     <w:p>
@@ -2555,12 +2524,20 @@
           <w:bCs/>
           <w:sz w:val="22"/>
           <w:szCs w:val="14"/>
+        </w:rPr>
+        <w:t xml:space="preserve">    </w:t>
+      </w:r>
+      <w:r>
+        <w:rPr>
+          <w:rFonts w:ascii="Consolas" w:hAnsi="Consolas"/>
+          <w:bCs/>
+          <w:sz w:val="22"/>
+          <w:szCs w:val="14"/>
           <w:lang w:val="en-US"/>
         </w:rPr>
-        <w:t xml:space="preserve">        if </w:t>
+        <w:t xml:space="preserve">for x in </w:t>
       </w:r>
       <w:proofErr w:type="spellStart"/>
-      <w:proofErr w:type="gramStart"/>
       <w:r>
         <w:rPr>
           <w:rFonts w:ascii="Consolas" w:hAnsi="Consolas"/>
@@ -2569,10 +2546,9 @@
           <w:szCs w:val="14"/>
           <w:lang w:val="en-US"/>
         </w:rPr>
-        <w:t>sp.count</w:t>
+        <w:t>sp</w:t>
       </w:r>
       <w:proofErr w:type="spellEnd"/>
-      <w:proofErr w:type="gramEnd"/>
       <w:r>
         <w:rPr>
           <w:rFonts w:ascii="Consolas" w:hAnsi="Consolas"/>
@@ -2581,7 +2557,7 @@
           <w:szCs w:val="14"/>
           <w:lang w:val="en-US"/>
         </w:rPr>
-        <w:t>(x) == 1:</w:t>
+        <w:t>:</w:t>
       </w:r>
     </w:p>
     <w:p>
@@ -2605,7 +2581,7 @@
           <w:szCs w:val="14"/>
           <w:lang w:val="en-US"/>
         </w:rPr>
-        <w:t xml:space="preserve">            </w:t>
+        <w:t xml:space="preserve">        if </w:t>
       </w:r>
       <w:proofErr w:type="spellStart"/>
       <w:proofErr w:type="gramStart"/>
@@ -2617,7 +2593,7 @@
           <w:szCs w:val="14"/>
           <w:lang w:val="en-US"/>
         </w:rPr>
-        <w:t>result.append</w:t>
+        <w:t>sp.count</w:t>
       </w:r>
       <w:proofErr w:type="spellEnd"/>
       <w:proofErr w:type="gramEnd"/>
@@ -2629,7 +2605,7 @@
           <w:szCs w:val="14"/>
           <w:lang w:val="en-US"/>
         </w:rPr>
-        <w:t>(x)</w:t>
+        <w:t>(x) == 1:</w:t>
       </w:r>
     </w:p>
     <w:p>
@@ -2653,7 +2629,31 @@
           <w:szCs w:val="14"/>
           <w:lang w:val="en-US"/>
         </w:rPr>
-        <w:t xml:space="preserve">    return result</w:t>
+        <w:t xml:space="preserve">            </w:t>
+      </w:r>
+      <w:proofErr w:type="spellStart"/>
+      <w:proofErr w:type="gramStart"/>
+      <w:r>
+        <w:rPr>
+          <w:rFonts w:ascii="Consolas" w:hAnsi="Consolas"/>
+          <w:bCs/>
+          <w:sz w:val="22"/>
+          <w:szCs w:val="14"/>
+          <w:lang w:val="en-US"/>
+        </w:rPr>
+        <w:t>result.append</w:t>
+      </w:r>
+      <w:proofErr w:type="spellEnd"/>
+      <w:proofErr w:type="gramEnd"/>
+      <w:r>
+        <w:rPr>
+          <w:rFonts w:ascii="Consolas" w:hAnsi="Consolas"/>
+          <w:bCs/>
+          <w:sz w:val="22"/>
+          <w:szCs w:val="14"/>
+          <w:lang w:val="en-US"/>
+        </w:rPr>
+        <w:t>(x)</w:t>
       </w:r>
     </w:p>
     <w:p>
@@ -2669,6 +2669,16 @@
           <w:lang w:val="en-US"/>
         </w:rPr>
       </w:pPr>
+      <w:r>
+        <w:rPr>
+          <w:rFonts w:ascii="Consolas" w:hAnsi="Consolas"/>
+          <w:bCs/>
+          <w:sz w:val="22"/>
+          <w:szCs w:val="14"/>
+          <w:lang w:val="en-US"/>
+        </w:rPr>
+        <w:t xml:space="preserve">    return result</w:t>
+      </w:r>
     </w:p>
     <w:p>
       <w:pPr>
@@ -2683,62 +2693,6 @@
           <w:lang w:val="en-US"/>
         </w:rPr>
       </w:pPr>
-      <w:proofErr w:type="spellStart"/>
-      <w:r>
-        <w:rPr>
-          <w:rFonts w:ascii="Consolas" w:hAnsi="Consolas"/>
-          <w:bCs/>
-          <w:sz w:val="22"/>
-          <w:szCs w:val="14"/>
-          <w:lang w:val="en-US"/>
-        </w:rPr>
-        <w:t>resultat</w:t>
-      </w:r>
-      <w:proofErr w:type="spellEnd"/>
-      <w:r>
-        <w:rPr>
-          <w:rFonts w:ascii="Consolas" w:hAnsi="Consolas"/>
-          <w:bCs/>
-          <w:sz w:val="22"/>
-          <w:szCs w:val="14"/>
-          <w:lang w:val="en-US"/>
-        </w:rPr>
-        <w:t>=</w:t>
-      </w:r>
-      <w:proofErr w:type="spellStart"/>
-      <w:proofErr w:type="gramStart"/>
-      <w:r>
-        <w:rPr>
-          <w:rFonts w:ascii="Consolas" w:hAnsi="Consolas"/>
-          <w:bCs/>
-          <w:sz w:val="22"/>
-          <w:szCs w:val="14"/>
-          <w:lang w:val="en-US"/>
-        </w:rPr>
-        <w:t>spisok</w:t>
-      </w:r>
-      <w:proofErr w:type="spellEnd"/>
-      <w:r>
-        <w:rPr>
-          <w:rFonts w:ascii="Consolas" w:hAnsi="Consolas"/>
-          <w:bCs/>
-          <w:sz w:val="22"/>
-          <w:szCs w:val="14"/>
-          <w:lang w:val="en-US"/>
-        </w:rPr>
-        <w:t>(</w:t>
-      </w:r>
-      <w:proofErr w:type="gramEnd"/>
-      <w:r>
-        <w:rPr>
-          <w:rFonts w:ascii="Consolas" w:hAnsi="Consolas"/>
-          <w:bCs/>
-          <w:sz w:val="22"/>
-          <w:szCs w:val="14"/>
-          <w:lang w:val="en-US"/>
-        </w:rPr>
-        <w:t>)</w:t>
-      </w:r>
     </w:p>
     <w:p>
       <w:pPr>
@@ -2750,6 +2704,7 @@
           <w:bCs/>
           <w:sz w:val="22"/>
           <w:szCs w:val="14"/>
+          <w:lang w:val="en-US"/>
         </w:rPr>
       </w:pPr>
       <w:proofErr w:type="spellStart"/>
@@ -2759,8 +2714,9 @@
           <w:bCs/>
           <w:sz w:val="22"/>
           <w:szCs w:val="14"/>
-        </w:rPr>
-        <w:t>if</w:t>
+          <w:lang w:val="en-US"/>
+        </w:rPr>
+        <w:t>resultat</w:t>
       </w:r>
       <w:proofErr w:type="spellEnd"/>
       <w:r>
@@ -2769,18 +2725,21 @@
           <w:bCs/>
           <w:sz w:val="22"/>
           <w:szCs w:val="14"/>
-        </w:rPr>
-        <w:t xml:space="preserve"> </w:t>
+          <w:lang w:val="en-US"/>
+        </w:rPr>
+        <w:t>=</w:t>
       </w:r>
       <w:proofErr w:type="spellStart"/>
-      <w:r>
-        <w:rPr>
-          <w:rFonts w:ascii="Consolas" w:hAnsi="Consolas"/>
-          <w:bCs/>
-          <w:sz w:val="22"/>
-          <w:szCs w:val="14"/>
-        </w:rPr>
-        <w:t>resultat</w:t>
+      <w:proofErr w:type="gramStart"/>
+      <w:r>
+        <w:rPr>
+          <w:rFonts w:ascii="Consolas" w:hAnsi="Consolas"/>
+          <w:bCs/>
+          <w:sz w:val="22"/>
+          <w:szCs w:val="14"/>
+          <w:lang w:val="en-US"/>
+        </w:rPr>
+        <w:t>spisok</w:t>
       </w:r>
       <w:proofErr w:type="spellEnd"/>
       <w:r>
@@ -2789,8 +2748,20 @@
           <w:bCs/>
           <w:sz w:val="22"/>
           <w:szCs w:val="14"/>
-        </w:rPr>
-        <w:t>:</w:t>
+          <w:lang w:val="en-US"/>
+        </w:rPr>
+        <w:t>(</w:t>
+      </w:r>
+      <w:proofErr w:type="gramEnd"/>
+      <w:r>
+        <w:rPr>
+          <w:rFonts w:ascii="Consolas" w:hAnsi="Consolas"/>
+          <w:bCs/>
+          <w:sz w:val="22"/>
+          <w:szCs w:val="14"/>
+          <w:lang w:val="en-US"/>
+        </w:rPr>
+        <w:t>)</w:t>
       </w:r>
     </w:p>
     <w:p>
@@ -2805,25 +2776,15 @@
           <w:szCs w:val="14"/>
         </w:rPr>
       </w:pPr>
-      <w:r>
-        <w:rPr>
-          <w:rFonts w:ascii="Consolas" w:hAnsi="Consolas"/>
-          <w:bCs/>
-          <w:sz w:val="22"/>
-          <w:szCs w:val="14"/>
-        </w:rPr>
-        <w:t xml:space="preserve">    </w:t>
-      </w:r>
       <w:proofErr w:type="spellStart"/>
-      <w:proofErr w:type="gramStart"/>
-      <w:r>
-        <w:rPr>
-          <w:rFonts w:ascii="Consolas" w:hAnsi="Consolas"/>
-          <w:bCs/>
-          <w:sz w:val="22"/>
-          <w:szCs w:val="14"/>
-        </w:rPr>
-        <w:t>print</w:t>
+      <w:r>
+        <w:rPr>
+          <w:rFonts w:ascii="Consolas" w:hAnsi="Consolas"/>
+          <w:bCs/>
+          <w:sz w:val="22"/>
+          <w:szCs w:val="14"/>
+        </w:rPr>
+        <w:t>if</w:t>
       </w:r>
       <w:proofErr w:type="spellEnd"/>
       <w:r>
@@ -2833,17 +2794,7 @@
           <w:sz w:val="22"/>
           <w:szCs w:val="14"/>
         </w:rPr>
-        <w:t>(</w:t>
-      </w:r>
-      <w:proofErr w:type="gramEnd"/>
-      <w:r>
-        <w:rPr>
-          <w:rFonts w:ascii="Consolas" w:hAnsi="Consolas"/>
-          <w:bCs/>
-          <w:sz w:val="22"/>
-          <w:szCs w:val="14"/>
-        </w:rPr>
-        <w:t>"Элементы, встречающиеся один раз:", *</w:t>
+        <w:t xml:space="preserve"> </w:t>
       </w:r>
       <w:proofErr w:type="spellStart"/>
       <w:r>
@@ -2863,7 +2814,7 @@
           <w:sz w:val="22"/>
           <w:szCs w:val="14"/>
         </w:rPr>
-        <w:t>)</w:t>
+        <w:t>:</w:t>
       </w:r>
     </w:p>
     <w:p>
@@ -2878,15 +2829,25 @@
           <w:szCs w:val="14"/>
         </w:rPr>
       </w:pPr>
+      <w:r>
+        <w:rPr>
+          <w:rFonts w:ascii="Consolas" w:hAnsi="Consolas"/>
+          <w:bCs/>
+          <w:sz w:val="22"/>
+          <w:szCs w:val="14"/>
+        </w:rPr>
+        <w:t xml:space="preserve">    </w:t>
+      </w:r>
       <w:proofErr w:type="spellStart"/>
-      <w:r>
-        <w:rPr>
-          <w:rFonts w:ascii="Consolas" w:hAnsi="Consolas"/>
-          <w:bCs/>
-          <w:sz w:val="22"/>
-          <w:szCs w:val="14"/>
-        </w:rPr>
-        <w:t>else</w:t>
+      <w:proofErr w:type="gramStart"/>
+      <w:r>
+        <w:rPr>
+          <w:rFonts w:ascii="Consolas" w:hAnsi="Consolas"/>
+          <w:bCs/>
+          <w:sz w:val="22"/>
+          <w:szCs w:val="14"/>
+        </w:rPr>
+        <w:t>print</w:t>
       </w:r>
       <w:proofErr w:type="spellEnd"/>
       <w:r>
@@ -2896,7 +2857,37 @@
           <w:sz w:val="22"/>
           <w:szCs w:val="14"/>
         </w:rPr>
-        <w:t>:</w:t>
+        <w:t>(</w:t>
+      </w:r>
+      <w:proofErr w:type="gramEnd"/>
+      <w:r>
+        <w:rPr>
+          <w:rFonts w:ascii="Consolas" w:hAnsi="Consolas"/>
+          <w:bCs/>
+          <w:sz w:val="22"/>
+          <w:szCs w:val="14"/>
+        </w:rPr>
+        <w:t>"Элементы, встречающиеся один раз:", *</w:t>
+      </w:r>
+      <w:proofErr w:type="spellStart"/>
+      <w:r>
+        <w:rPr>
+          <w:rFonts w:ascii="Consolas" w:hAnsi="Consolas"/>
+          <w:bCs/>
+          <w:sz w:val="22"/>
+          <w:szCs w:val="14"/>
+        </w:rPr>
+        <w:t>resultat</w:t>
+      </w:r>
+      <w:proofErr w:type="spellEnd"/>
+      <w:r>
+        <w:rPr>
+          <w:rFonts w:ascii="Consolas" w:hAnsi="Consolas"/>
+          <w:bCs/>
+          <w:sz w:val="22"/>
+          <w:szCs w:val="14"/>
+        </w:rPr>
+        <w:t>)</w:t>
       </w:r>
     </w:p>
     <w:p>
@@ -2911,25 +2902,15 @@
           <w:szCs w:val="14"/>
         </w:rPr>
       </w:pPr>
-      <w:r>
-        <w:rPr>
-          <w:rFonts w:ascii="Consolas" w:hAnsi="Consolas"/>
-          <w:bCs/>
-          <w:sz w:val="22"/>
-          <w:szCs w:val="14"/>
-        </w:rPr>
-        <w:t xml:space="preserve">    </w:t>
-      </w:r>
       <w:proofErr w:type="spellStart"/>
-      <w:proofErr w:type="gramStart"/>
-      <w:r>
-        <w:rPr>
-          <w:rFonts w:ascii="Consolas" w:hAnsi="Consolas"/>
-          <w:bCs/>
-          <w:sz w:val="22"/>
-          <w:szCs w:val="14"/>
-        </w:rPr>
-        <w:t>print</w:t>
+      <w:r>
+        <w:rPr>
+          <w:rFonts w:ascii="Consolas" w:hAnsi="Consolas"/>
+          <w:bCs/>
+          <w:sz w:val="22"/>
+          <w:szCs w:val="14"/>
+        </w:rPr>
+        <w:t>else</w:t>
       </w:r>
       <w:proofErr w:type="spellEnd"/>
       <w:r>
@@ -2939,37 +2920,7 @@
           <w:sz w:val="22"/>
           <w:szCs w:val="14"/>
         </w:rPr>
-        <w:t>(</w:t>
-      </w:r>
-      <w:proofErr w:type="gramEnd"/>
-      <w:r>
-        <w:rPr>
-          <w:rFonts w:ascii="Consolas" w:hAnsi="Consolas"/>
-          <w:bCs/>
-          <w:sz w:val="22"/>
-          <w:szCs w:val="14"/>
-        </w:rPr>
-        <w:t>"</w:t>
-      </w:r>
-      <w:proofErr w:type="spellStart"/>
-      <w:r>
-        <w:rPr>
-          <w:rFonts w:ascii="Consolas" w:hAnsi="Consolas"/>
-          <w:bCs/>
-          <w:sz w:val="22"/>
-          <w:szCs w:val="14"/>
-        </w:rPr>
-        <w:t>Элемнтов</w:t>
-      </w:r>
-      <w:proofErr w:type="spellEnd"/>
-      <w:r>
-        <w:rPr>
-          <w:rFonts w:ascii="Consolas" w:hAnsi="Consolas"/>
-          <w:bCs/>
-          <w:sz w:val="22"/>
-          <w:szCs w:val="14"/>
-        </w:rPr>
-        <w:t>, встречающихся один раз нет")</w:t>
+        <w:t>:</w:t>
       </w:r>
     </w:p>
     <w:p>
@@ -2978,16 +2929,71 @@
         <w:ind w:firstLine="0"/>
         <w:jc w:val="left"/>
         <w:rPr>
-          <w:b/>
-          <w:szCs w:val="16"/>
-        </w:rPr>
-      </w:pPr>
-      <w:r>
-        <w:rPr>
-          <w:b/>
-          <w:szCs w:val="16"/>
+          <w:rFonts w:ascii="Consolas" w:hAnsi="Consolas"/>
+          <w:bCs/>
+          <w:sz w:val="22"/>
+          <w:szCs w:val="14"/>
+        </w:rPr>
+      </w:pPr>
+      <w:r>
+        <w:rPr>
+          <w:rFonts w:ascii="Consolas" w:hAnsi="Consolas"/>
+          <w:bCs/>
+          <w:sz w:val="22"/>
+          <w:szCs w:val="14"/>
         </w:rPr>
         <w:t xml:space="preserve">    </w:t>
+      </w:r>
+      <w:proofErr w:type="spellStart"/>
+      <w:proofErr w:type="gramStart"/>
+      <w:r>
+        <w:rPr>
+          <w:rFonts w:ascii="Consolas" w:hAnsi="Consolas"/>
+          <w:bCs/>
+          <w:sz w:val="22"/>
+          <w:szCs w:val="14"/>
+        </w:rPr>
+        <w:t>print</w:t>
+      </w:r>
+      <w:proofErr w:type="spellEnd"/>
+      <w:r>
+        <w:rPr>
+          <w:rFonts w:ascii="Consolas" w:hAnsi="Consolas"/>
+          <w:bCs/>
+          <w:sz w:val="22"/>
+          <w:szCs w:val="14"/>
+        </w:rPr>
+        <w:t>(</w:t>
+      </w:r>
+      <w:proofErr w:type="gramEnd"/>
+      <w:r>
+        <w:rPr>
+          <w:rFonts w:ascii="Consolas" w:hAnsi="Consolas"/>
+          <w:bCs/>
+          <w:sz w:val="22"/>
+          <w:szCs w:val="14"/>
+        </w:rPr>
+        <w:t>"</w:t>
+      </w:r>
+      <w:proofErr w:type="spellStart"/>
+      <w:r>
+        <w:rPr>
+          <w:rFonts w:ascii="Consolas" w:hAnsi="Consolas"/>
+          <w:bCs/>
+          <w:sz w:val="22"/>
+          <w:szCs w:val="14"/>
+        </w:rPr>
+        <w:t>Элемнтов</w:t>
+      </w:r>
+      <w:proofErr w:type="spellEnd"/>
+      <w:r>
+        <w:rPr>
+          <w:rFonts w:ascii="Consolas" w:hAnsi="Consolas"/>
+          <w:bCs/>
+          <w:sz w:val="22"/>
+          <w:szCs w:val="14"/>
+        </w:rPr>
+        <w:t>, встречающихся один раз нет")</w:t>
       </w:r>
     </w:p>
     <w:p>
@@ -2996,10 +3002,17 @@
         <w:ind w:firstLine="0"/>
         <w:jc w:val="left"/>
         <w:rPr>
-          <w:bCs/>
+          <w:b/>
           <w:szCs w:val="16"/>
         </w:rPr>
       </w:pPr>
+      <w:r>
+        <w:rPr>
+          <w:b/>
+          <w:szCs w:val="16"/>
+        </w:rPr>
+        <w:t xml:space="preserve">    </w:t>
+      </w:r>
     </w:p>
     <w:p>
       <w:pPr>
@@ -6427,8 +6440,18 @@
                                 <w:i/>
                                 <w:sz w:val="20"/>
                               </w:rPr>
-                              <w:t>Капранов С.Н</w:t>
+                              <w:t xml:space="preserve">Зуев </w:t>
                             </w:r>
+                            <w:proofErr w:type="gramStart"/>
+                            <w:r>
+                              <w:rPr>
+                                <w:rFonts w:ascii="ISOCPEUR" w:hAnsi="ISOCPEUR"/>
+                                <w:i/>
+                                <w:sz w:val="20"/>
+                              </w:rPr>
+                              <w:t>А.Б</w:t>
+                            </w:r>
+                            <w:proofErr w:type="gramEnd"/>
                           </w:p>
                         </w:txbxContent>
                       </wps:txbx>
@@ -6611,22 +6634,6 @@
                                 <w:sz w:val="20"/>
                               </w:rPr>
                             </w:pPr>
-                            <w:r>
-                              <w:rPr>
-                                <w:rFonts w:ascii="ISOCPEUR" w:hAnsi="ISOCPEUR"/>
-                                <w:i/>
-                                <w:sz w:val="20"/>
-                              </w:rPr>
-                              <w:t>Капранов С.Н</w:t>
-                            </w:r>
-                            <w:r>
-                              <w:rPr>
-                                <w:rFonts w:ascii="ISOCPEUR" w:hAnsi="ISOCPEUR"/>
-                                <w:i/>
-                                <w:sz w:val="20"/>
-                              </w:rPr>
-                              <w:t>.</w:t>
-                            </w:r>
                           </w:p>
                         </w:txbxContent>
                       </wps:txbx>
@@ -7041,14 +7048,6 @@
                                 <w:sz w:val="20"/>
                               </w:rPr>
                             </w:pPr>
-                            <w:r>
-                              <w:rPr>
-                                <w:rFonts w:ascii="ISOCPEUR" w:hAnsi="ISOCPEUR"/>
-                                <w:i/>
-                                <w:sz w:val="20"/>
-                              </w:rPr>
-                              <w:t>2</w:t>
-                            </w:r>
                           </w:p>
                           <w:p>
                             <w:pPr>
@@ -7125,23 +7124,6 @@
                                 <w:sz w:val="20"/>
                               </w:rPr>
                             </w:pPr>
-                            <w:r>
-                              <w:rPr>
-                                <w:rFonts w:ascii="ISOCPEUR" w:hAnsi="ISOCPEUR"/>
-                                <w:i/>
-                                <w:sz w:val="20"/>
-                                <w:lang w:val="en-US"/>
-                              </w:rPr>
-                              <w:t>1</w:t>
-                            </w:r>
-                            <w:r>
-                              <w:rPr>
-                                <w:rFonts w:ascii="ISOCPEUR" w:hAnsi="ISOCPEUR"/>
-                                <w:i/>
-                                <w:sz w:val="20"/>
-                              </w:rPr>
-                              <w:t>4</w:t>
-                            </w:r>
                           </w:p>
                           <w:p>
                             <w:pPr>
@@ -7832,8 +7814,18 @@
                           <w:i/>
                           <w:sz w:val="20"/>
                         </w:rPr>
-                        <w:t>Капранов С.Н</w:t>
+                        <w:t xml:space="preserve">Зуев </w:t>
                       </w:r>
+                      <w:proofErr w:type="gramStart"/>
+                      <w:r>
+                        <w:rPr>
+                          <w:rFonts w:ascii="ISOCPEUR" w:hAnsi="ISOCPEUR"/>
+                          <w:i/>
+                          <w:sz w:val="20"/>
+                        </w:rPr>
+                        <w:t>А.Б</w:t>
+                      </w:r>
+                      <w:proofErr w:type="gramEnd"/>
                     </w:p>
                   </w:txbxContent>
                 </v:textbox>
@@ -7899,22 +7891,6 @@
                           <w:sz w:val="20"/>
                         </w:rPr>
                       </w:pPr>
-                      <w:r>
-                        <w:rPr>
-                          <w:rFonts w:ascii="ISOCPEUR" w:hAnsi="ISOCPEUR"/>
-                          <w:i/>
-                          <w:sz w:val="20"/>
-                        </w:rPr>
-                        <w:t>Капранов С.Н</w:t>
-                      </w:r>
-                      <w:r>
-                        <w:rPr>
-                          <w:rFonts w:ascii="ISOCPEUR" w:hAnsi="ISOCPEUR"/>
-                          <w:i/>
-                          <w:sz w:val="20"/>
-                        </w:rPr>
-                        <w:t>.</w:t>
-                      </w:r>
                     </w:p>
                   </w:txbxContent>
                 </v:textbox>
@@ -7995,14 +7971,6 @@
                           <w:sz w:val="20"/>
                         </w:rPr>
                       </w:pPr>
-                      <w:r>
-                        <w:rPr>
-                          <w:rFonts w:ascii="ISOCPEUR" w:hAnsi="ISOCPEUR"/>
-                          <w:i/>
-                          <w:sz w:val="20"/>
-                        </w:rPr>
-                        <w:t>2</w:t>
-                      </w:r>
                     </w:p>
                     <w:p>
                       <w:pPr>
@@ -8040,23 +8008,6 @@
                           <w:sz w:val="20"/>
                         </w:rPr>
                       </w:pPr>
-                      <w:r>
-                        <w:rPr>
-                          <w:rFonts w:ascii="ISOCPEUR" w:hAnsi="ISOCPEUR"/>
-                          <w:i/>
-                          <w:sz w:val="20"/>
-                          <w:lang w:val="en-US"/>
-                        </w:rPr>
-                        <w:t>1</w:t>
-                      </w:r>
-                      <w:r>
-                        <w:rPr>
-                          <w:rFonts w:ascii="ISOCPEUR" w:hAnsi="ISOCPEUR"/>
-                          <w:i/>
-                          <w:sz w:val="20"/>
-                        </w:rPr>
-                        <w:t>4</w:t>
-                      </w:r>
                     </w:p>
                     <w:p>
                       <w:pPr>

--- a/PY_24_ИСТ_3_Пойлов_Иван_Андреевич_ЛР_1.docx
+++ b/PY_24_ИСТ_3_Пойлов_Иван_Андреевич_ЛР_1.docx
@@ -306,28 +306,20 @@
         <w:rPr>
           <w:u w:val="single"/>
         </w:rPr>
-        <w:t xml:space="preserve">Зуев </w:t>
-      </w:r>
-      <w:proofErr w:type="gramStart"/>
+        <w:t>Зуев А</w:t>
+      </w:r>
       <w:r>
         <w:rPr>
           <w:u w:val="single"/>
         </w:rPr>
-        <w:t>А</w:t>
+        <w:t>.</w:t>
       </w:r>
       <w:r>
         <w:rPr>
           <w:u w:val="single"/>
         </w:rPr>
-        <w:t>.</w:t>
-      </w:r>
-      <w:r>
-        <w:rPr>
-          <w:u w:val="single"/>
-        </w:rPr>
         <w:t>Б</w:t>
       </w:r>
-      <w:proofErr w:type="gramEnd"/>
       <w:r>
         <w:rPr>
           <w:u w:val="single"/>
@@ -359,54 +351,14 @@
           <w:sz w:val="28"/>
         </w:rPr>
         <w:tab/>
-        <w:t xml:space="preserve">          </w:t>
-      </w:r>
-      <w:proofErr w:type="gramStart"/>
-      <w:r>
-        <w:rPr>
-          <w:sz w:val="28"/>
-        </w:rPr>
-        <w:t xml:space="preserve">   </w:t>
+        <w:t xml:space="preserve">             </w:t>
       </w:r>
       <w:r>
         <w:rPr>
           <w:color w:val="7F7F7F"/>
           <w:sz w:val="20"/>
         </w:rPr>
-        <w:t>(</w:t>
-      </w:r>
-      <w:proofErr w:type="gramEnd"/>
-      <w:r>
-        <w:rPr>
-          <w:color w:val="7F7F7F"/>
-          <w:sz w:val="20"/>
-        </w:rPr>
-        <w:t xml:space="preserve">фамилия, </w:t>
-      </w:r>
-      <w:proofErr w:type="spellStart"/>
-      <w:proofErr w:type="gramStart"/>
-      <w:r>
-        <w:rPr>
-          <w:color w:val="7F7F7F"/>
-          <w:sz w:val="20"/>
-        </w:rPr>
-        <w:t>и.,о</w:t>
-      </w:r>
-      <w:proofErr w:type="spellEnd"/>
-      <w:r>
-        <w:rPr>
-          <w:color w:val="7F7F7F"/>
-          <w:sz w:val="20"/>
-        </w:rPr>
-        <w:t>.</w:t>
-      </w:r>
-      <w:proofErr w:type="gramEnd"/>
-      <w:r>
-        <w:rPr>
-          <w:color w:val="7F7F7F"/>
-          <w:sz w:val="20"/>
-        </w:rPr>
-        <w:t>)</w:t>
+        <w:t>(фамилия, и.,о.)</w:t>
       </w:r>
     </w:p>
     <w:p>
@@ -445,19 +397,11 @@
       <w:r>
         <w:t xml:space="preserve">      </w:t>
       </w:r>
-      <w:proofErr w:type="spellStart"/>
       <w:r>
         <w:rPr>
           <w:u w:val="single"/>
         </w:rPr>
-        <w:t>Пойлов</w:t>
-      </w:r>
-      <w:proofErr w:type="spellEnd"/>
-      <w:r>
-        <w:rPr>
-          <w:u w:val="single"/>
-        </w:rPr>
-        <w:t xml:space="preserve"> И.А</w:t>
+        <w:t>Пойлов И.А</w:t>
       </w:r>
       <w:r>
         <w:rPr>
@@ -492,48 +436,7 @@
           <w:sz w:val="20"/>
         </w:rPr>
         <w:tab/>
-        <w:t xml:space="preserve"> </w:t>
-      </w:r>
-      <w:proofErr w:type="gramStart"/>
-      <w:r>
-        <w:rPr>
-          <w:color w:val="7F7F7F"/>
-          <w:sz w:val="20"/>
-        </w:rPr>
-        <w:t xml:space="preserve">   (</w:t>
-      </w:r>
-      <w:proofErr w:type="gramEnd"/>
-      <w:r>
-        <w:rPr>
-          <w:color w:val="7F7F7F"/>
-          <w:sz w:val="20"/>
-        </w:rPr>
-        <w:t xml:space="preserve">фамилия, </w:t>
-      </w:r>
-      <w:proofErr w:type="spellStart"/>
-      <w:proofErr w:type="gramStart"/>
-      <w:r>
-        <w:rPr>
-          <w:color w:val="7F7F7F"/>
-          <w:sz w:val="20"/>
-        </w:rPr>
-        <w:t>и.,о</w:t>
-      </w:r>
-      <w:proofErr w:type="spellEnd"/>
-      <w:r>
-        <w:rPr>
-          <w:color w:val="7F7F7F"/>
-          <w:sz w:val="20"/>
-        </w:rPr>
-        <w:t>.</w:t>
-      </w:r>
-      <w:proofErr w:type="gramEnd"/>
-      <w:r>
-        <w:rPr>
-          <w:color w:val="7F7F7F"/>
-          <w:sz w:val="20"/>
-        </w:rPr>
-        <w:t>)</w:t>
+        <w:t xml:space="preserve">    (фамилия, и.,о.)</w:t>
       </w:r>
     </w:p>
     <w:p>
@@ -1128,7 +1031,21 @@
           <w:bCs/>
           <w:szCs w:val="16"/>
         </w:rPr>
-        <w:t xml:space="preserve"> – 95 %.</w:t>
+        <w:t xml:space="preserve"> – </w:t>
+      </w:r>
+      <w:r>
+        <w:rPr>
+          <w:bCs/>
+          <w:szCs w:val="16"/>
+        </w:rPr>
+        <w:t>5</w:t>
+      </w:r>
+      <w:r>
+        <w:rPr>
+          <w:bCs/>
+          <w:szCs w:val="16"/>
+        </w:rPr>
+        <w:t xml:space="preserve"> %.</w:t>
       </w:r>
     </w:p>
     <w:p>
@@ -1284,7 +1201,6 @@
         </w:rPr>
         <w:br/>
       </w:r>
-      <w:proofErr w:type="spellStart"/>
       <w:r>
         <w:rPr>
           <w:rFonts w:ascii="Consolas" w:hAnsi="Consolas"/>
@@ -1292,48 +1208,7 @@
           <w:sz w:val="22"/>
           <w:szCs w:val="14"/>
         </w:rPr>
-        <w:t>def</w:t>
-      </w:r>
-      <w:proofErr w:type="spellEnd"/>
-      <w:r>
-        <w:rPr>
-          <w:rFonts w:ascii="Consolas" w:hAnsi="Consolas"/>
-          <w:bCs/>
-          <w:sz w:val="22"/>
-          <w:szCs w:val="14"/>
-        </w:rPr>
-        <w:t xml:space="preserve"> </w:t>
-      </w:r>
-      <w:proofErr w:type="spellStart"/>
-      <w:proofErr w:type="gramStart"/>
-      <w:r>
-        <w:rPr>
-          <w:rFonts w:ascii="Consolas" w:hAnsi="Consolas"/>
-          <w:bCs/>
-          <w:sz w:val="22"/>
-          <w:szCs w:val="14"/>
-        </w:rPr>
-        <w:t>spisok</w:t>
-      </w:r>
-      <w:proofErr w:type="spellEnd"/>
-      <w:r>
-        <w:rPr>
-          <w:rFonts w:ascii="Consolas" w:hAnsi="Consolas"/>
-          <w:bCs/>
-          <w:sz w:val="22"/>
-          <w:szCs w:val="14"/>
-        </w:rPr>
-        <w:t>(</w:t>
-      </w:r>
-      <w:proofErr w:type="gramEnd"/>
-      <w:r>
-        <w:rPr>
-          <w:rFonts w:ascii="Consolas" w:hAnsi="Consolas"/>
-          <w:bCs/>
-          <w:sz w:val="22"/>
-          <w:szCs w:val="14"/>
-        </w:rPr>
-        <w:t>):</w:t>
+        <w:t>def spisok():</w:t>
       </w:r>
     </w:p>
     <w:p>
@@ -1458,9 +1333,17 @@
           <w:szCs w:val="14"/>
           <w:lang w:val="en-US"/>
         </w:rPr>
-        <w:t xml:space="preserve">            n = </w:t>
-      </w:r>
-      <w:proofErr w:type="gramStart"/>
+        <w:t xml:space="preserve">            n = int(input("</w:t>
+      </w:r>
+      <w:r>
+        <w:rPr>
+          <w:rFonts w:ascii="Consolas" w:hAnsi="Consolas"/>
+          <w:bCs/>
+          <w:sz w:val="22"/>
+          <w:szCs w:val="14"/>
+        </w:rPr>
+        <w:t>Введите</w:t>
+      </w:r>
       <w:r>
         <w:rPr>
           <w:rFonts w:ascii="Consolas" w:hAnsi="Consolas"/>
@@ -1469,9 +1352,17 @@
           <w:szCs w:val="14"/>
           <w:lang w:val="en-US"/>
         </w:rPr>
-        <w:t>int(input(</w:t>
-      </w:r>
-      <w:proofErr w:type="gramEnd"/>
+        <w:t xml:space="preserve"> </w:t>
+      </w:r>
+      <w:r>
+        <w:rPr>
+          <w:rFonts w:ascii="Consolas" w:hAnsi="Consolas"/>
+          <w:bCs/>
+          <w:sz w:val="22"/>
+          <w:szCs w:val="14"/>
+        </w:rPr>
+        <w:t>длину</w:t>
+      </w:r>
       <w:r>
         <w:rPr>
           <w:rFonts w:ascii="Consolas" w:hAnsi="Consolas"/>
@@ -1480,7 +1371,7 @@
           <w:szCs w:val="14"/>
           <w:lang w:val="en-US"/>
         </w:rPr>
-        <w:t>"</w:t>
+        <w:t xml:space="preserve"> </w:t>
       </w:r>
       <w:r>
         <w:rPr>
@@ -1489,7 +1380,7 @@
           <w:sz w:val="22"/>
           <w:szCs w:val="14"/>
         </w:rPr>
-        <w:t>Введите</w:t>
+        <w:t>списка</w:t>
       </w:r>
       <w:r>
         <w:rPr>
@@ -1499,17 +1390,21 @@
           <w:szCs w:val="14"/>
           <w:lang w:val="en-US"/>
         </w:rPr>
-        <w:t xml:space="preserve"> </w:t>
-      </w:r>
-      <w:r>
+        <w:t>: "))</w:t>
+      </w:r>
+    </w:p>
+    <w:p>
+      <w:pPr>
+        <w:spacing w:line="240" w:lineRule="auto"/>
+        <w:ind w:firstLine="0"/>
+        <w:jc w:val="left"/>
         <w:rPr>
           <w:rFonts w:ascii="Consolas" w:hAnsi="Consolas"/>
           <w:bCs/>
           <w:sz w:val="22"/>
           <w:szCs w:val="14"/>
         </w:rPr>
-        <w:t>длину</w:t>
-      </w:r>
+      </w:pPr>
       <w:r>
         <w:rPr>
           <w:rFonts w:ascii="Consolas" w:hAnsi="Consolas"/>
@@ -1518,7 +1413,7 @@
           <w:szCs w:val="14"/>
           <w:lang w:val="en-US"/>
         </w:rPr>
-        <w:t xml:space="preserve"> </w:t>
+        <w:t xml:space="preserve">            </w:t>
       </w:r>
       <w:r>
         <w:rPr>
@@ -1527,9 +1422,36 @@
           <w:sz w:val="22"/>
           <w:szCs w:val="14"/>
         </w:rPr>
-        <w:t>списка</w:t>
-      </w:r>
-      <w:r>
+        <w:t>if n&lt;=0:</w:t>
+      </w:r>
+    </w:p>
+    <w:p>
+      <w:pPr>
+        <w:spacing w:line="240" w:lineRule="auto"/>
+        <w:ind w:firstLine="0"/>
+        <w:jc w:val="left"/>
+        <w:rPr>
+          <w:rFonts w:ascii="Consolas" w:hAnsi="Consolas"/>
+          <w:bCs/>
+          <w:sz w:val="22"/>
+          <w:szCs w:val="14"/>
+        </w:rPr>
+      </w:pPr>
+      <w:r>
+        <w:rPr>
+          <w:rFonts w:ascii="Consolas" w:hAnsi="Consolas"/>
+          <w:bCs/>
+          <w:sz w:val="22"/>
+          <w:szCs w:val="14"/>
+        </w:rPr>
+        <w:t xml:space="preserve">                print("Введите целое положительное число: ")</w:t>
+      </w:r>
+    </w:p>
+    <w:p>
+      <w:pPr>
+        <w:spacing w:line="240" w:lineRule="auto"/>
+        <w:ind w:firstLine="0"/>
+        <w:jc w:val="left"/>
         <w:rPr>
           <w:rFonts w:ascii="Consolas" w:hAnsi="Consolas"/>
           <w:bCs/>
@@ -1537,21 +1459,16 @@
           <w:szCs w:val="14"/>
           <w:lang w:val="en-US"/>
         </w:rPr>
-        <w:t>: "))</w:t>
-      </w:r>
-    </w:p>
-    <w:p>
-      <w:pPr>
-        <w:spacing w:line="240" w:lineRule="auto"/>
-        <w:ind w:firstLine="0"/>
-        <w:jc w:val="left"/>
+      </w:pPr>
+      <w:r>
         <w:rPr>
           <w:rFonts w:ascii="Consolas" w:hAnsi="Consolas"/>
           <w:bCs/>
           <w:sz w:val="22"/>
           <w:szCs w:val="14"/>
         </w:rPr>
-      </w:pPr>
+        <w:t xml:space="preserve">                </w:t>
+      </w:r>
       <w:r>
         <w:rPr>
           <w:rFonts w:ascii="Consolas" w:hAnsi="Consolas"/>
@@ -1560,100 +1477,7 @@
           <w:szCs w:val="14"/>
           <w:lang w:val="en-US"/>
         </w:rPr>
-        <w:t xml:space="preserve">            </w:t>
-      </w:r>
-      <w:proofErr w:type="spellStart"/>
-      <w:r>
-        <w:rPr>
-          <w:rFonts w:ascii="Consolas" w:hAnsi="Consolas"/>
-          <w:bCs/>
-          <w:sz w:val="22"/>
-          <w:szCs w:val="14"/>
-        </w:rPr>
-        <w:t>if</w:t>
-      </w:r>
-      <w:proofErr w:type="spellEnd"/>
-      <w:r>
-        <w:rPr>
-          <w:rFonts w:ascii="Consolas" w:hAnsi="Consolas"/>
-          <w:bCs/>
-          <w:sz w:val="22"/>
-          <w:szCs w:val="14"/>
-        </w:rPr>
-        <w:t xml:space="preserve"> </w:t>
-      </w:r>
-      <w:proofErr w:type="gramStart"/>
-      <w:r>
-        <w:rPr>
-          <w:rFonts w:ascii="Consolas" w:hAnsi="Consolas"/>
-          <w:bCs/>
-          <w:sz w:val="22"/>
-          <w:szCs w:val="14"/>
-        </w:rPr>
-        <w:t>n&lt;</w:t>
-      </w:r>
-      <w:proofErr w:type="gramEnd"/>
-      <w:r>
-        <w:rPr>
-          <w:rFonts w:ascii="Consolas" w:hAnsi="Consolas"/>
-          <w:bCs/>
-          <w:sz w:val="22"/>
-          <w:szCs w:val="14"/>
-        </w:rPr>
-        <w:t>=0:</w:t>
-      </w:r>
-    </w:p>
-    <w:p>
-      <w:pPr>
-        <w:spacing w:line="240" w:lineRule="auto"/>
-        <w:ind w:firstLine="0"/>
-        <w:jc w:val="left"/>
-        <w:rPr>
-          <w:rFonts w:ascii="Consolas" w:hAnsi="Consolas"/>
-          <w:bCs/>
-          <w:sz w:val="22"/>
-          <w:szCs w:val="14"/>
-        </w:rPr>
-      </w:pPr>
-      <w:r>
-        <w:rPr>
-          <w:rFonts w:ascii="Consolas" w:hAnsi="Consolas"/>
-          <w:bCs/>
-          <w:sz w:val="22"/>
-          <w:szCs w:val="14"/>
-        </w:rPr>
-        <w:t xml:space="preserve">                </w:t>
-      </w:r>
-      <w:proofErr w:type="spellStart"/>
-      <w:proofErr w:type="gramStart"/>
-      <w:r>
-        <w:rPr>
-          <w:rFonts w:ascii="Consolas" w:hAnsi="Consolas"/>
-          <w:bCs/>
-          <w:sz w:val="22"/>
-          <w:szCs w:val="14"/>
-        </w:rPr>
-        <w:t>print</w:t>
-      </w:r>
-      <w:proofErr w:type="spellEnd"/>
-      <w:r>
-        <w:rPr>
-          <w:rFonts w:ascii="Consolas" w:hAnsi="Consolas"/>
-          <w:bCs/>
-          <w:sz w:val="22"/>
-          <w:szCs w:val="14"/>
-        </w:rPr>
-        <w:t>(</w:t>
-      </w:r>
-      <w:proofErr w:type="gramEnd"/>
-      <w:r>
-        <w:rPr>
-          <w:rFonts w:ascii="Consolas" w:hAnsi="Consolas"/>
-          <w:bCs/>
-          <w:sz w:val="22"/>
-          <w:szCs w:val="14"/>
-        </w:rPr>
-        <w:t>"Введите целое положительное число: ")</w:t>
+        <w:t>continue</w:t>
       </w:r>
     </w:p>
     <w:p>
@@ -1675,10 +1499,16 @@
           <w:bCs/>
           <w:sz w:val="22"/>
           <w:szCs w:val="14"/>
-        </w:rPr>
-        <w:t xml:space="preserve">                </w:t>
-      </w:r>
-      <w:r>
+          <w:lang w:val="en-US"/>
+        </w:rPr>
+        <w:t xml:space="preserve">            break</w:t>
+      </w:r>
+    </w:p>
+    <w:p>
+      <w:pPr>
+        <w:spacing w:line="240" w:lineRule="auto"/>
+        <w:ind w:firstLine="0"/>
+        <w:jc w:val="left"/>
         <w:rPr>
           <w:rFonts w:ascii="Consolas" w:hAnsi="Consolas"/>
           <w:bCs/>
@@ -1686,14 +1516,8 @@
           <w:szCs w:val="14"/>
           <w:lang w:val="en-US"/>
         </w:rPr>
-        <w:t>continue</w:t>
-      </w:r>
-    </w:p>
-    <w:p>
-      <w:pPr>
-        <w:spacing w:line="240" w:lineRule="auto"/>
-        <w:ind w:firstLine="0"/>
-        <w:jc w:val="left"/>
+      </w:pPr>
+      <w:r>
         <w:rPr>
           <w:rFonts w:ascii="Consolas" w:hAnsi="Consolas"/>
           <w:bCs/>
@@ -1701,8 +1525,14 @@
           <w:szCs w:val="14"/>
           <w:lang w:val="en-US"/>
         </w:rPr>
-      </w:pPr>
-      <w:r>
+        <w:t xml:space="preserve">        except ValueError:</w:t>
+      </w:r>
+    </w:p>
+    <w:p>
+      <w:pPr>
+        <w:spacing w:line="240" w:lineRule="auto"/>
+        <w:ind w:firstLine="0"/>
+        <w:jc w:val="left"/>
         <w:rPr>
           <w:rFonts w:ascii="Consolas" w:hAnsi="Consolas"/>
           <w:bCs/>
@@ -1710,14 +1540,8 @@
           <w:szCs w:val="14"/>
           <w:lang w:val="en-US"/>
         </w:rPr>
-        <w:t xml:space="preserve">            break</w:t>
-      </w:r>
-    </w:p>
-    <w:p>
-      <w:pPr>
-        <w:spacing w:line="240" w:lineRule="auto"/>
-        <w:ind w:firstLine="0"/>
-        <w:jc w:val="left"/>
+      </w:pPr>
+      <w:r>
         <w:rPr>
           <w:rFonts w:ascii="Consolas" w:hAnsi="Consolas"/>
           <w:bCs/>
@@ -1725,7 +1549,17 @@
           <w:szCs w:val="14"/>
           <w:lang w:val="en-US"/>
         </w:rPr>
-      </w:pPr>
+        <w:t xml:space="preserve">            print("</w:t>
+      </w:r>
+      <w:r>
+        <w:rPr>
+          <w:rFonts w:ascii="Consolas" w:hAnsi="Consolas"/>
+          <w:bCs/>
+          <w:sz w:val="22"/>
+          <w:szCs w:val="14"/>
+        </w:rPr>
+        <w:t>Ошибка</w:t>
+      </w:r>
       <w:r>
         <w:rPr>
           <w:rFonts w:ascii="Consolas" w:hAnsi="Consolas"/>
@@ -1734,9 +1568,17 @@
           <w:szCs w:val="14"/>
           <w:lang w:val="en-US"/>
         </w:rPr>
-        <w:t xml:space="preserve">        except </w:t>
-      </w:r>
-      <w:proofErr w:type="spellStart"/>
+        <w:t xml:space="preserve">: </w:t>
+      </w:r>
+      <w:r>
+        <w:rPr>
+          <w:rFonts w:ascii="Consolas" w:hAnsi="Consolas"/>
+          <w:bCs/>
+          <w:sz w:val="22"/>
+          <w:szCs w:val="14"/>
+        </w:rPr>
+        <w:t>введите</w:t>
+      </w:r>
       <w:r>
         <w:rPr>
           <w:rFonts w:ascii="Consolas" w:hAnsi="Consolas"/>
@@ -1745,9 +1587,17 @@
           <w:szCs w:val="14"/>
           <w:lang w:val="en-US"/>
         </w:rPr>
-        <w:t>ValueError</w:t>
-      </w:r>
-      <w:proofErr w:type="spellEnd"/>
+        <w:t xml:space="preserve"> </w:t>
+      </w:r>
+      <w:r>
+        <w:rPr>
+          <w:rFonts w:ascii="Consolas" w:hAnsi="Consolas"/>
+          <w:bCs/>
+          <w:sz w:val="22"/>
+          <w:szCs w:val="14"/>
+        </w:rPr>
+        <w:t>целое</w:t>
+      </w:r>
       <w:r>
         <w:rPr>
           <w:rFonts w:ascii="Consolas" w:hAnsi="Consolas"/>
@@ -1756,14 +1606,18 @@
           <w:szCs w:val="14"/>
           <w:lang w:val="en-US"/>
         </w:rPr>
-        <w:t>:</w:t>
-      </w:r>
-    </w:p>
-    <w:p>
-      <w:pPr>
-        <w:spacing w:line="240" w:lineRule="auto"/>
-        <w:ind w:firstLine="0"/>
-        <w:jc w:val="left"/>
+        <w:t xml:space="preserve"> </w:t>
+      </w:r>
+      <w:r>
+        <w:rPr>
+          <w:rFonts w:ascii="Consolas" w:hAnsi="Consolas"/>
+          <w:bCs/>
+          <w:sz w:val="22"/>
+          <w:szCs w:val="14"/>
+        </w:rPr>
+        <w:t>число</w:t>
+      </w:r>
+      <w:r>
         <w:rPr>
           <w:rFonts w:ascii="Consolas" w:hAnsi="Consolas"/>
           <w:bCs/>
@@ -1771,8 +1625,14 @@
           <w:szCs w:val="14"/>
           <w:lang w:val="en-US"/>
         </w:rPr>
-      </w:pPr>
-      <w:r>
+        <w:t>.")</w:t>
+      </w:r>
+    </w:p>
+    <w:p>
+      <w:pPr>
+        <w:spacing w:line="240" w:lineRule="auto"/>
+        <w:ind w:firstLine="0"/>
+        <w:jc w:val="left"/>
         <w:rPr>
           <w:rFonts w:ascii="Consolas" w:hAnsi="Consolas"/>
           <w:bCs/>
@@ -1780,9 +1640,20 @@
           <w:szCs w:val="14"/>
           <w:lang w:val="en-US"/>
         </w:rPr>
-        <w:t xml:space="preserve">            </w:t>
-      </w:r>
-      <w:proofErr w:type="gramStart"/>
+      </w:pPr>
+    </w:p>
+    <w:p>
+      <w:pPr>
+        <w:spacing w:line="240" w:lineRule="auto"/>
+        <w:ind w:firstLine="0"/>
+        <w:jc w:val="left"/>
+        <w:rPr>
+          <w:rFonts w:ascii="Consolas" w:hAnsi="Consolas"/>
+          <w:bCs/>
+          <w:sz w:val="22"/>
+          <w:szCs w:val="14"/>
+        </w:rPr>
+      </w:pPr>
       <w:r>
         <w:rPr>
           <w:rFonts w:ascii="Consolas" w:hAnsi="Consolas"/>
@@ -1791,10 +1662,58 @@
           <w:szCs w:val="14"/>
           <w:lang w:val="en-US"/>
         </w:rPr>
-        <w:t>print(</w:t>
-      </w:r>
-      <w:proofErr w:type="gramEnd"/>
-      <w:r>
+        <w:t xml:space="preserve">    </w:t>
+      </w:r>
+      <w:r>
+        <w:rPr>
+          <w:rFonts w:ascii="Consolas" w:hAnsi="Consolas"/>
+          <w:bCs/>
+          <w:sz w:val="22"/>
+          <w:szCs w:val="14"/>
+        </w:rPr>
+        <w:t>sp = []</w:t>
+      </w:r>
+    </w:p>
+    <w:p>
+      <w:pPr>
+        <w:spacing w:line="240" w:lineRule="auto"/>
+        <w:ind w:firstLine="0"/>
+        <w:jc w:val="left"/>
+        <w:rPr>
+          <w:rFonts w:ascii="Consolas" w:hAnsi="Consolas"/>
+          <w:bCs/>
+          <w:sz w:val="22"/>
+          <w:szCs w:val="14"/>
+        </w:rPr>
+      </w:pPr>
+    </w:p>
+    <w:p>
+      <w:pPr>
+        <w:spacing w:line="240" w:lineRule="auto"/>
+        <w:ind w:firstLine="0"/>
+        <w:jc w:val="left"/>
+        <w:rPr>
+          <w:rFonts w:ascii="Consolas" w:hAnsi="Consolas"/>
+          <w:bCs/>
+          <w:sz w:val="22"/>
+          <w:szCs w:val="14"/>
+        </w:rPr>
+      </w:pPr>
+      <w:r>
+        <w:rPr>
+          <w:rFonts w:ascii="Consolas" w:hAnsi="Consolas"/>
+          <w:bCs/>
+          <w:sz w:val="22"/>
+          <w:szCs w:val="14"/>
+        </w:rPr>
+        <w:t xml:space="preserve">    #получаем список длинной n от пользователя</w:t>
+      </w:r>
+    </w:p>
+    <w:p>
+      <w:pPr>
+        <w:spacing w:line="240" w:lineRule="auto"/>
+        <w:ind w:firstLine="0"/>
+        <w:jc w:val="left"/>
         <w:rPr>
           <w:rFonts w:ascii="Consolas" w:hAnsi="Consolas"/>
           <w:bCs/>
@@ -1802,8 +1721,7 @@
           <w:szCs w:val="14"/>
           <w:lang w:val="en-US"/>
         </w:rPr>
-        <w:t>"</w:t>
-      </w:r>
+      </w:pPr>
       <w:r>
         <w:rPr>
           <w:rFonts w:ascii="Consolas" w:hAnsi="Consolas"/>
@@ -1811,7 +1729,7 @@
           <w:sz w:val="22"/>
           <w:szCs w:val="14"/>
         </w:rPr>
-        <w:t>Ошибка</w:t>
+        <w:t xml:space="preserve">    </w:t>
       </w:r>
       <w:r>
         <w:rPr>
@@ -1821,17 +1739,21 @@
           <w:szCs w:val="14"/>
           <w:lang w:val="en-US"/>
         </w:rPr>
-        <w:t xml:space="preserve">: </w:t>
-      </w:r>
-      <w:r>
+        <w:t>for i in range(n):</w:t>
+      </w:r>
+    </w:p>
+    <w:p>
+      <w:pPr>
+        <w:spacing w:line="240" w:lineRule="auto"/>
+        <w:ind w:firstLine="0"/>
+        <w:jc w:val="left"/>
         <w:rPr>
           <w:rFonts w:ascii="Consolas" w:hAnsi="Consolas"/>
           <w:bCs/>
           <w:sz w:val="22"/>
           <w:szCs w:val="14"/>
         </w:rPr>
-        <w:t>введите</w:t>
-      </w:r>
+      </w:pPr>
       <w:r>
         <w:rPr>
           <w:rFonts w:ascii="Consolas" w:hAnsi="Consolas"/>
@@ -1840,7 +1762,7 @@
           <w:szCs w:val="14"/>
           <w:lang w:val="en-US"/>
         </w:rPr>
-        <w:t xml:space="preserve"> </w:t>
+        <w:t xml:space="preserve">        </w:t>
       </w:r>
       <w:r>
         <w:rPr>
@@ -1849,9 +1771,124 @@
           <w:sz w:val="22"/>
           <w:szCs w:val="14"/>
         </w:rPr>
-        <w:t>целое</w:t>
-      </w:r>
-      <w:r>
+        <w:t>a = input("Введите элемент списка: ")</w:t>
+      </w:r>
+    </w:p>
+    <w:p>
+      <w:pPr>
+        <w:spacing w:line="240" w:lineRule="auto"/>
+        <w:ind w:firstLine="0"/>
+        <w:jc w:val="left"/>
+        <w:rPr>
+          <w:rFonts w:ascii="Consolas" w:hAnsi="Consolas"/>
+          <w:bCs/>
+          <w:sz w:val="22"/>
+          <w:szCs w:val="14"/>
+        </w:rPr>
+      </w:pPr>
+      <w:r>
+        <w:rPr>
+          <w:rFonts w:ascii="Consolas" w:hAnsi="Consolas"/>
+          <w:bCs/>
+          <w:sz w:val="22"/>
+          <w:szCs w:val="14"/>
+        </w:rPr>
+        <w:t xml:space="preserve">        </w:t>
+      </w:r>
+    </w:p>
+    <w:p>
+      <w:pPr>
+        <w:spacing w:line="240" w:lineRule="auto"/>
+        <w:ind w:firstLine="0"/>
+        <w:jc w:val="left"/>
+        <w:rPr>
+          <w:rFonts w:ascii="Consolas" w:hAnsi="Consolas"/>
+          <w:bCs/>
+          <w:sz w:val="22"/>
+          <w:szCs w:val="14"/>
+        </w:rPr>
+      </w:pPr>
+      <w:r>
+        <w:rPr>
+          <w:rFonts w:ascii="Consolas" w:hAnsi="Consolas"/>
+          <w:bCs/>
+          <w:sz w:val="22"/>
+          <w:szCs w:val="14"/>
+        </w:rPr>
+        <w:t xml:space="preserve">        #пытаемся преобразовать в число</w:t>
+      </w:r>
+    </w:p>
+    <w:p>
+      <w:pPr>
+        <w:spacing w:line="240" w:lineRule="auto"/>
+        <w:ind w:firstLine="0"/>
+        <w:jc w:val="left"/>
+        <w:rPr>
+          <w:rFonts w:ascii="Consolas" w:hAnsi="Consolas"/>
+          <w:bCs/>
+          <w:sz w:val="22"/>
+          <w:szCs w:val="14"/>
+        </w:rPr>
+      </w:pPr>
+      <w:r>
+        <w:rPr>
+          <w:rFonts w:ascii="Consolas" w:hAnsi="Consolas"/>
+          <w:bCs/>
+          <w:sz w:val="22"/>
+          <w:szCs w:val="14"/>
+        </w:rPr>
+        <w:t xml:space="preserve">        try:</w:t>
+      </w:r>
+    </w:p>
+    <w:p>
+      <w:pPr>
+        <w:spacing w:line="240" w:lineRule="auto"/>
+        <w:ind w:firstLine="0"/>
+        <w:jc w:val="left"/>
+        <w:rPr>
+          <w:rFonts w:ascii="Consolas" w:hAnsi="Consolas"/>
+          <w:bCs/>
+          <w:sz w:val="22"/>
+          <w:szCs w:val="14"/>
+        </w:rPr>
+      </w:pPr>
+      <w:r>
+        <w:rPr>
+          <w:rFonts w:ascii="Consolas" w:hAnsi="Consolas"/>
+          <w:bCs/>
+          <w:sz w:val="22"/>
+          <w:szCs w:val="14"/>
+        </w:rPr>
+        <w:t xml:space="preserve">            a=int(a)</w:t>
+      </w:r>
+    </w:p>
+    <w:p>
+      <w:pPr>
+        <w:spacing w:line="240" w:lineRule="auto"/>
+        <w:ind w:firstLine="0"/>
+        <w:jc w:val="left"/>
+        <w:rPr>
+          <w:rFonts w:ascii="Consolas" w:hAnsi="Consolas"/>
+          <w:bCs/>
+          <w:sz w:val="22"/>
+          <w:szCs w:val="14"/>
+        </w:rPr>
+      </w:pPr>
+      <w:r>
+        <w:rPr>
+          <w:rFonts w:ascii="Consolas" w:hAnsi="Consolas"/>
+          <w:bCs/>
+          <w:sz w:val="22"/>
+          <w:szCs w:val="14"/>
+        </w:rPr>
+        <w:t xml:space="preserve">        #в случае ошибки оставляем строкой</w:t>
+      </w:r>
+    </w:p>
+    <w:p>
+      <w:pPr>
+        <w:spacing w:line="240" w:lineRule="auto"/>
+        <w:ind w:firstLine="0"/>
+        <w:jc w:val="left"/>
         <w:rPr>
           <w:rFonts w:ascii="Consolas" w:hAnsi="Consolas"/>
           <w:bCs/>
@@ -1859,8 +1896,7 @@
           <w:szCs w:val="14"/>
           <w:lang w:val="en-US"/>
         </w:rPr>
-        <w:t xml:space="preserve"> </w:t>
-      </w:r>
+      </w:pPr>
       <w:r>
         <w:rPr>
           <w:rFonts w:ascii="Consolas" w:hAnsi="Consolas"/>
@@ -1868,7 +1904,7 @@
           <w:sz w:val="22"/>
           <w:szCs w:val="14"/>
         </w:rPr>
-        <w:t>число</w:t>
+        <w:t xml:space="preserve">        </w:t>
       </w:r>
       <w:r>
         <w:rPr>
@@ -1878,7 +1914,7 @@
           <w:szCs w:val="14"/>
           <w:lang w:val="en-US"/>
         </w:rPr>
-        <w:t>.")</w:t>
+        <w:t>except ValueError:</w:t>
       </w:r>
     </w:p>
     <w:p>
@@ -1894,19 +1930,6 @@
           <w:lang w:val="en-US"/>
         </w:rPr>
       </w:pPr>
-    </w:p>
-    <w:p>
-      <w:pPr>
-        <w:spacing w:line="240" w:lineRule="auto"/>
-        <w:ind w:firstLine="0"/>
-        <w:jc w:val="left"/>
-        <w:rPr>
-          <w:rFonts w:ascii="Consolas" w:hAnsi="Consolas"/>
-          <w:bCs/>
-          <w:sz w:val="22"/>
-          <w:szCs w:val="14"/>
-        </w:rPr>
-      </w:pPr>
       <w:r>
         <w:rPr>
           <w:rFonts w:ascii="Consolas" w:hAnsi="Consolas"/>
@@ -1915,62 +1938,7 @@
           <w:szCs w:val="14"/>
           <w:lang w:val="en-US"/>
         </w:rPr>
-        <w:t xml:space="preserve">    </w:t>
-      </w:r>
-      <w:proofErr w:type="spellStart"/>
-      <w:r>
-        <w:rPr>
-          <w:rFonts w:ascii="Consolas" w:hAnsi="Consolas"/>
-          <w:bCs/>
-          <w:sz w:val="22"/>
-          <w:szCs w:val="14"/>
-        </w:rPr>
-        <w:t>sp</w:t>
-      </w:r>
-      <w:proofErr w:type="spellEnd"/>
-      <w:r>
-        <w:rPr>
-          <w:rFonts w:ascii="Consolas" w:hAnsi="Consolas"/>
-          <w:bCs/>
-          <w:sz w:val="22"/>
-          <w:szCs w:val="14"/>
-        </w:rPr>
-        <w:t xml:space="preserve"> = []</w:t>
-      </w:r>
-    </w:p>
-    <w:p>
-      <w:pPr>
-        <w:spacing w:line="240" w:lineRule="auto"/>
-        <w:ind w:firstLine="0"/>
-        <w:jc w:val="left"/>
-        <w:rPr>
-          <w:rFonts w:ascii="Consolas" w:hAnsi="Consolas"/>
-          <w:bCs/>
-          <w:sz w:val="22"/>
-          <w:szCs w:val="14"/>
-        </w:rPr>
-      </w:pPr>
-    </w:p>
-    <w:p>
-      <w:pPr>
-        <w:spacing w:line="240" w:lineRule="auto"/>
-        <w:ind w:firstLine="0"/>
-        <w:jc w:val="left"/>
-        <w:rPr>
-          <w:rFonts w:ascii="Consolas" w:hAnsi="Consolas"/>
-          <w:bCs/>
-          <w:sz w:val="22"/>
-          <w:szCs w:val="14"/>
-        </w:rPr>
-      </w:pPr>
-      <w:r>
-        <w:rPr>
-          <w:rFonts w:ascii="Consolas" w:hAnsi="Consolas"/>
-          <w:bCs/>
-          <w:sz w:val="22"/>
-          <w:szCs w:val="14"/>
-        </w:rPr>
-        <w:t xml:space="preserve">    #получаем список длинной n от пользователя</w:t>
+        <w:t xml:space="preserve">            pass</w:t>
       </w:r>
     </w:p>
     <w:p>
@@ -1986,16 +1954,12 @@
           <w:lang w:val="en-US"/>
         </w:rPr>
       </w:pPr>
-      <w:r>
-        <w:rPr>
-          <w:rFonts w:ascii="Consolas" w:hAnsi="Consolas"/>
-          <w:bCs/>
-          <w:sz w:val="22"/>
-          <w:szCs w:val="14"/>
-        </w:rPr>
-        <w:t xml:space="preserve">    </w:t>
-      </w:r>
-      <w:r>
+    </w:p>
+    <w:p>
+      <w:pPr>
+        <w:spacing w:line="240" w:lineRule="auto"/>
+        <w:ind w:firstLine="0"/>
+        <w:jc w:val="left"/>
         <w:rPr>
           <w:rFonts w:ascii="Consolas" w:hAnsi="Consolas"/>
           <w:bCs/>
@@ -2003,9 +1967,7 @@
           <w:szCs w:val="14"/>
           <w:lang w:val="en-US"/>
         </w:rPr>
-        <w:t xml:space="preserve">for </w:t>
-      </w:r>
-      <w:proofErr w:type="spellStart"/>
+      </w:pPr>
       <w:r>
         <w:rPr>
           <w:rFonts w:ascii="Consolas" w:hAnsi="Consolas"/>
@@ -2014,10 +1976,14 @@
           <w:szCs w:val="14"/>
           <w:lang w:val="en-US"/>
         </w:rPr>
-        <w:t>i</w:t>
-      </w:r>
-      <w:proofErr w:type="spellEnd"/>
-      <w:r>
+        <w:t xml:space="preserve">        sp.append(a)</w:t>
+      </w:r>
+    </w:p>
+    <w:p>
+      <w:pPr>
+        <w:spacing w:line="240" w:lineRule="auto"/>
+        <w:ind w:firstLine="0"/>
+        <w:jc w:val="left"/>
         <w:rPr>
           <w:rFonts w:ascii="Consolas" w:hAnsi="Consolas"/>
           <w:bCs/>
@@ -2025,8 +1991,7 @@
           <w:szCs w:val="14"/>
           <w:lang w:val="en-US"/>
         </w:rPr>
-        <w:t xml:space="preserve"> in range(n):</w:t>
-      </w:r>
+      </w:pPr>
     </w:p>
     <w:p>
       <w:pPr>
@@ -2048,7 +2013,7 @@
           <w:szCs w:val="14"/>
           <w:lang w:val="en-US"/>
         </w:rPr>
-        <w:t xml:space="preserve">        </w:t>
+        <w:t xml:space="preserve">    </w:t>
       </w:r>
       <w:r>
         <w:rPr>
@@ -2057,20 +2022,21 @@
           <w:sz w:val="22"/>
           <w:szCs w:val="14"/>
         </w:rPr>
-        <w:t xml:space="preserve">a = </w:t>
-      </w:r>
-      <w:proofErr w:type="spellStart"/>
-      <w:proofErr w:type="gramStart"/>
-      <w:r>
+        <w:t>#список элементов, которые встречаются один раз</w:t>
+      </w:r>
+    </w:p>
+    <w:p>
+      <w:pPr>
+        <w:spacing w:line="240" w:lineRule="auto"/>
+        <w:ind w:firstLine="0"/>
+        <w:jc w:val="left"/>
         <w:rPr>
           <w:rFonts w:ascii="Consolas" w:hAnsi="Consolas"/>
           <w:bCs/>
           <w:sz w:val="22"/>
           <w:szCs w:val="14"/>
         </w:rPr>
-        <w:t>input</w:t>
-      </w:r>
-      <w:proofErr w:type="spellEnd"/>
+      </w:pPr>
       <w:r>
         <w:rPr>
           <w:rFonts w:ascii="Consolas" w:hAnsi="Consolas"/>
@@ -2078,18 +2044,21 @@
           <w:sz w:val="22"/>
           <w:szCs w:val="14"/>
         </w:rPr>
-        <w:t>(</w:t>
-      </w:r>
-      <w:proofErr w:type="gramEnd"/>
-      <w:r>
+        <w:t xml:space="preserve">    result = []</w:t>
+      </w:r>
+    </w:p>
+    <w:p>
+      <w:pPr>
+        <w:spacing w:line="240" w:lineRule="auto"/>
+        <w:ind w:firstLine="0"/>
+        <w:jc w:val="left"/>
         <w:rPr>
           <w:rFonts w:ascii="Consolas" w:hAnsi="Consolas"/>
           <w:bCs/>
           <w:sz w:val="22"/>
           <w:szCs w:val="14"/>
         </w:rPr>
-        <w:t>"Введите элемент списка: ")</w:t>
-      </w:r>
+      </w:pPr>
     </w:p>
     <w:p>
       <w:pPr>
@@ -2110,135 +2079,7 @@
           <w:sz w:val="22"/>
           <w:szCs w:val="14"/>
         </w:rPr>
-        <w:t xml:space="preserve">        </w:t>
-      </w:r>
-    </w:p>
-    <w:p>
-      <w:pPr>
-        <w:spacing w:line="240" w:lineRule="auto"/>
-        <w:ind w:firstLine="0"/>
-        <w:jc w:val="left"/>
-        <w:rPr>
-          <w:rFonts w:ascii="Consolas" w:hAnsi="Consolas"/>
-          <w:bCs/>
-          <w:sz w:val="22"/>
-          <w:szCs w:val="14"/>
-        </w:rPr>
-      </w:pPr>
-      <w:r>
-        <w:rPr>
-          <w:rFonts w:ascii="Consolas" w:hAnsi="Consolas"/>
-          <w:bCs/>
-          <w:sz w:val="22"/>
-          <w:szCs w:val="14"/>
-        </w:rPr>
-        <w:t xml:space="preserve">        #пытаемся преобразовать в число</w:t>
-      </w:r>
-    </w:p>
-    <w:p>
-      <w:pPr>
-        <w:spacing w:line="240" w:lineRule="auto"/>
-        <w:ind w:firstLine="0"/>
-        <w:jc w:val="left"/>
-        <w:rPr>
-          <w:rFonts w:ascii="Consolas" w:hAnsi="Consolas"/>
-          <w:bCs/>
-          <w:sz w:val="22"/>
-          <w:szCs w:val="14"/>
-        </w:rPr>
-      </w:pPr>
-      <w:r>
-        <w:rPr>
-          <w:rFonts w:ascii="Consolas" w:hAnsi="Consolas"/>
-          <w:bCs/>
-          <w:sz w:val="22"/>
-          <w:szCs w:val="14"/>
-        </w:rPr>
-        <w:t xml:space="preserve">        </w:t>
-      </w:r>
-      <w:proofErr w:type="spellStart"/>
-      <w:r>
-        <w:rPr>
-          <w:rFonts w:ascii="Consolas" w:hAnsi="Consolas"/>
-          <w:bCs/>
-          <w:sz w:val="22"/>
-          <w:szCs w:val="14"/>
-        </w:rPr>
-        <w:t>try</w:t>
-      </w:r>
-      <w:proofErr w:type="spellEnd"/>
-      <w:r>
-        <w:rPr>
-          <w:rFonts w:ascii="Consolas" w:hAnsi="Consolas"/>
-          <w:bCs/>
-          <w:sz w:val="22"/>
-          <w:szCs w:val="14"/>
-        </w:rPr>
-        <w:t>:</w:t>
-      </w:r>
-    </w:p>
-    <w:p>
-      <w:pPr>
-        <w:spacing w:line="240" w:lineRule="auto"/>
-        <w:ind w:firstLine="0"/>
-        <w:jc w:val="left"/>
-        <w:rPr>
-          <w:rFonts w:ascii="Consolas" w:hAnsi="Consolas"/>
-          <w:bCs/>
-          <w:sz w:val="22"/>
-          <w:szCs w:val="14"/>
-        </w:rPr>
-      </w:pPr>
-      <w:r>
-        <w:rPr>
-          <w:rFonts w:ascii="Consolas" w:hAnsi="Consolas"/>
-          <w:bCs/>
-          <w:sz w:val="22"/>
-          <w:szCs w:val="14"/>
-        </w:rPr>
-        <w:t xml:space="preserve">            a=</w:t>
-      </w:r>
-      <w:proofErr w:type="spellStart"/>
-      <w:r>
-        <w:rPr>
-          <w:rFonts w:ascii="Consolas" w:hAnsi="Consolas"/>
-          <w:bCs/>
-          <w:sz w:val="22"/>
-          <w:szCs w:val="14"/>
-        </w:rPr>
-        <w:t>int</w:t>
-      </w:r>
-      <w:proofErr w:type="spellEnd"/>
-      <w:r>
-        <w:rPr>
-          <w:rFonts w:ascii="Consolas" w:hAnsi="Consolas"/>
-          <w:bCs/>
-          <w:sz w:val="22"/>
-          <w:szCs w:val="14"/>
-        </w:rPr>
-        <w:t>(a)</w:t>
-      </w:r>
-    </w:p>
-    <w:p>
-      <w:pPr>
-        <w:spacing w:line="240" w:lineRule="auto"/>
-        <w:ind w:firstLine="0"/>
-        <w:jc w:val="left"/>
-        <w:rPr>
-          <w:rFonts w:ascii="Consolas" w:hAnsi="Consolas"/>
-          <w:bCs/>
-          <w:sz w:val="22"/>
-          <w:szCs w:val="14"/>
-        </w:rPr>
-      </w:pPr>
-      <w:r>
-        <w:rPr>
-          <w:rFonts w:ascii="Consolas" w:hAnsi="Consolas"/>
-          <w:bCs/>
-          <w:sz w:val="22"/>
-          <w:szCs w:val="14"/>
-        </w:rPr>
-        <w:t xml:space="preserve">        #в случае ошибки оставляем строкой</w:t>
+        <w:t xml:space="preserve">    #ищем элементы, которые встречаются один раз</w:t>
       </w:r>
     </w:p>
     <w:p>
@@ -2261,7 +2102,7 @@
           <w:sz w:val="22"/>
           <w:szCs w:val="14"/>
         </w:rPr>
-        <w:t xml:space="preserve">        </w:t>
+        <w:t xml:space="preserve">    </w:t>
       </w:r>
       <w:r>
         <w:rPr>
@@ -2271,10 +2112,14 @@
           <w:szCs w:val="14"/>
           <w:lang w:val="en-US"/>
         </w:rPr>
-        <w:t xml:space="preserve">except </w:t>
-      </w:r>
-      <w:proofErr w:type="spellStart"/>
-      <w:r>
+        <w:t>for x in sp:</w:t>
+      </w:r>
+    </w:p>
+    <w:p>
+      <w:pPr>
+        <w:spacing w:line="240" w:lineRule="auto"/>
+        <w:ind w:firstLine="0"/>
+        <w:jc w:val="left"/>
         <w:rPr>
           <w:rFonts w:ascii="Consolas" w:hAnsi="Consolas"/>
           <w:bCs/>
@@ -2282,9 +2127,7 @@
           <w:szCs w:val="14"/>
           <w:lang w:val="en-US"/>
         </w:rPr>
-        <w:t>ValueError</w:t>
-      </w:r>
-      <w:proofErr w:type="spellEnd"/>
+      </w:pPr>
       <w:r>
         <w:rPr>
           <w:rFonts w:ascii="Consolas" w:hAnsi="Consolas"/>
@@ -2293,7 +2136,7 @@
           <w:szCs w:val="14"/>
           <w:lang w:val="en-US"/>
         </w:rPr>
-        <w:t>:</w:t>
+        <w:t xml:space="preserve">        if sp.count(x) == 1:</w:t>
       </w:r>
     </w:p>
     <w:p>
@@ -2317,7 +2160,7 @@
           <w:szCs w:val="14"/>
           <w:lang w:val="en-US"/>
         </w:rPr>
-        <w:t xml:space="preserve">            pass</w:t>
+        <w:t xml:space="preserve">            result.append(x)</w:t>
       </w:r>
     </w:p>
     <w:p>
@@ -2333,12 +2176,7 @@
           <w:lang w:val="en-US"/>
         </w:rPr>
       </w:pPr>
-    </w:p>
-    <w:p>
-      <w:pPr>
-        <w:spacing w:line="240" w:lineRule="auto"/>
-        <w:ind w:firstLine="0"/>
-        <w:jc w:val="left"/>
+      <w:r>
         <w:rPr>
           <w:rFonts w:ascii="Consolas" w:hAnsi="Consolas"/>
           <w:bCs/>
@@ -2346,8 +2184,14 @@
           <w:szCs w:val="14"/>
           <w:lang w:val="en-US"/>
         </w:rPr>
-      </w:pPr>
-      <w:r>
+        <w:t xml:space="preserve">    return result</w:t>
+      </w:r>
+    </w:p>
+    <w:p>
+      <w:pPr>
+        <w:spacing w:line="240" w:lineRule="auto"/>
+        <w:ind w:firstLine="0"/>
+        <w:jc w:val="left"/>
         <w:rPr>
           <w:rFonts w:ascii="Consolas" w:hAnsi="Consolas"/>
           <w:bCs/>
@@ -2355,11 +2199,13 @@
           <w:szCs w:val="14"/>
           <w:lang w:val="en-US"/>
         </w:rPr>
-        <w:t xml:space="preserve">        </w:t>
-      </w:r>
-      <w:proofErr w:type="spellStart"/>
-      <w:proofErr w:type="gramStart"/>
-      <w:r>
+      </w:pPr>
+    </w:p>
+    <w:p>
+      <w:pPr>
+        <w:spacing w:line="240" w:lineRule="auto"/>
+        <w:ind w:firstLine="0"/>
+        <w:jc w:val="left"/>
         <w:rPr>
           <w:rFonts w:ascii="Consolas" w:hAnsi="Consolas"/>
           <w:bCs/>
@@ -2367,10 +2213,7 @@
           <w:szCs w:val="14"/>
           <w:lang w:val="en-US"/>
         </w:rPr>
-        <w:t>sp.append</w:t>
-      </w:r>
-      <w:proofErr w:type="spellEnd"/>
-      <w:proofErr w:type="gramEnd"/>
+      </w:pPr>
       <w:r>
         <w:rPr>
           <w:rFonts w:ascii="Consolas" w:hAnsi="Consolas"/>
@@ -2379,7 +2222,7 @@
           <w:szCs w:val="14"/>
           <w:lang w:val="en-US"/>
         </w:rPr>
-        <w:t>(a)</w:t>
+        <w:t>resultat=spisok()</w:t>
       </w:r>
     </w:p>
     <w:p>
@@ -2392,32 +2235,30 @@
           <w:bCs/>
           <w:sz w:val="22"/>
           <w:szCs w:val="14"/>
-          <w:lang w:val="en-US"/>
-        </w:rPr>
-      </w:pPr>
-    </w:p>
-    <w:p>
-      <w:pPr>
-        <w:spacing w:line="240" w:lineRule="auto"/>
-        <w:ind w:firstLine="0"/>
-        <w:jc w:val="left"/>
+        </w:rPr>
+      </w:pPr>
+      <w:r>
         <w:rPr>
           <w:rFonts w:ascii="Consolas" w:hAnsi="Consolas"/>
           <w:bCs/>
           <w:sz w:val="22"/>
           <w:szCs w:val="14"/>
         </w:rPr>
-      </w:pPr>
-      <w:r>
+        <w:t>if resultat:</w:t>
+      </w:r>
+    </w:p>
+    <w:p>
+      <w:pPr>
+        <w:spacing w:line="240" w:lineRule="auto"/>
+        <w:ind w:firstLine="0"/>
+        <w:jc w:val="left"/>
         <w:rPr>
           <w:rFonts w:ascii="Consolas" w:hAnsi="Consolas"/>
           <w:bCs/>
           <w:sz w:val="22"/>
           <w:szCs w:val="14"/>
-          <w:lang w:val="en-US"/>
-        </w:rPr>
-        <w:t xml:space="preserve">    </w:t>
-      </w:r>
+        </w:rPr>
+      </w:pPr>
       <w:r>
         <w:rPr>
           <w:rFonts w:ascii="Consolas" w:hAnsi="Consolas"/>
@@ -2425,7 +2266,7 @@
           <w:sz w:val="22"/>
           <w:szCs w:val="14"/>
         </w:rPr>
-        <w:t>#список элементов, которые встречаются один раз</w:t>
+        <w:t xml:space="preserve">    print("Элементы, встречающиеся один раз:", *resultat)</w:t>
       </w:r>
     </w:p>
     <w:p>
@@ -2447,19 +2288,21 @@
           <w:sz w:val="22"/>
           <w:szCs w:val="14"/>
         </w:rPr>
-        <w:t xml:space="preserve">    </w:t>
-      </w:r>
-      <w:proofErr w:type="spellStart"/>
-      <w:r>
+        <w:t>else:</w:t>
+      </w:r>
+    </w:p>
+    <w:p>
+      <w:pPr>
+        <w:spacing w:line="240" w:lineRule="auto"/>
+        <w:ind w:firstLine="0"/>
+        <w:jc w:val="left"/>
         <w:rPr>
           <w:rFonts w:ascii="Consolas" w:hAnsi="Consolas"/>
           <w:bCs/>
           <w:sz w:val="22"/>
           <w:szCs w:val="14"/>
         </w:rPr>
-        <w:t>result</w:t>
-      </w:r>
-      <w:proofErr w:type="spellEnd"/>
+      </w:pPr>
       <w:r>
         <w:rPr>
           <w:rFonts w:ascii="Consolas" w:hAnsi="Consolas"/>
@@ -2467,533 +2310,7 @@
           <w:sz w:val="22"/>
           <w:szCs w:val="14"/>
         </w:rPr>
-        <w:t xml:space="preserve"> = []</w:t>
-      </w:r>
-    </w:p>
-    <w:p>
-      <w:pPr>
-        <w:spacing w:line="240" w:lineRule="auto"/>
-        <w:ind w:firstLine="0"/>
-        <w:jc w:val="left"/>
-        <w:rPr>
-          <w:rFonts w:ascii="Consolas" w:hAnsi="Consolas"/>
-          <w:bCs/>
-          <w:sz w:val="22"/>
-          <w:szCs w:val="14"/>
-        </w:rPr>
-      </w:pPr>
-    </w:p>
-    <w:p>
-      <w:pPr>
-        <w:spacing w:line="240" w:lineRule="auto"/>
-        <w:ind w:firstLine="0"/>
-        <w:jc w:val="left"/>
-        <w:rPr>
-          <w:rFonts w:ascii="Consolas" w:hAnsi="Consolas"/>
-          <w:bCs/>
-          <w:sz w:val="22"/>
-          <w:szCs w:val="14"/>
-        </w:rPr>
-      </w:pPr>
-      <w:r>
-        <w:rPr>
-          <w:rFonts w:ascii="Consolas" w:hAnsi="Consolas"/>
-          <w:bCs/>
-          <w:sz w:val="22"/>
-          <w:szCs w:val="14"/>
-        </w:rPr>
-        <w:t xml:space="preserve">    #ищем элементы, которые встречаются один раз</w:t>
-      </w:r>
-    </w:p>
-    <w:p>
-      <w:pPr>
-        <w:spacing w:line="240" w:lineRule="auto"/>
-        <w:ind w:firstLine="0"/>
-        <w:jc w:val="left"/>
-        <w:rPr>
-          <w:rFonts w:ascii="Consolas" w:hAnsi="Consolas"/>
-          <w:bCs/>
-          <w:sz w:val="22"/>
-          <w:szCs w:val="14"/>
-          <w:lang w:val="en-US"/>
-        </w:rPr>
-      </w:pPr>
-      <w:r>
-        <w:rPr>
-          <w:rFonts w:ascii="Consolas" w:hAnsi="Consolas"/>
-          <w:bCs/>
-          <w:sz w:val="22"/>
-          <w:szCs w:val="14"/>
-        </w:rPr>
-        <w:t xml:space="preserve">    </w:t>
-      </w:r>
-      <w:r>
-        <w:rPr>
-          <w:rFonts w:ascii="Consolas" w:hAnsi="Consolas"/>
-          <w:bCs/>
-          <w:sz w:val="22"/>
-          <w:szCs w:val="14"/>
-          <w:lang w:val="en-US"/>
-        </w:rPr>
-        <w:t xml:space="preserve">for x in </w:t>
-      </w:r>
-      <w:proofErr w:type="spellStart"/>
-      <w:r>
-        <w:rPr>
-          <w:rFonts w:ascii="Consolas" w:hAnsi="Consolas"/>
-          <w:bCs/>
-          <w:sz w:val="22"/>
-          <w:szCs w:val="14"/>
-          <w:lang w:val="en-US"/>
-        </w:rPr>
-        <w:t>sp</w:t>
-      </w:r>
-      <w:proofErr w:type="spellEnd"/>
-      <w:r>
-        <w:rPr>
-          <w:rFonts w:ascii="Consolas" w:hAnsi="Consolas"/>
-          <w:bCs/>
-          <w:sz w:val="22"/>
-          <w:szCs w:val="14"/>
-          <w:lang w:val="en-US"/>
-        </w:rPr>
-        <w:t>:</w:t>
-      </w:r>
-    </w:p>
-    <w:p>
-      <w:pPr>
-        <w:spacing w:line="240" w:lineRule="auto"/>
-        <w:ind w:firstLine="0"/>
-        <w:jc w:val="left"/>
-        <w:rPr>
-          <w:rFonts w:ascii="Consolas" w:hAnsi="Consolas"/>
-          <w:bCs/>
-          <w:sz w:val="22"/>
-          <w:szCs w:val="14"/>
-          <w:lang w:val="en-US"/>
-        </w:rPr>
-      </w:pPr>
-      <w:r>
-        <w:rPr>
-          <w:rFonts w:ascii="Consolas" w:hAnsi="Consolas"/>
-          <w:bCs/>
-          <w:sz w:val="22"/>
-          <w:szCs w:val="14"/>
-          <w:lang w:val="en-US"/>
-        </w:rPr>
-        <w:t xml:space="preserve">        if </w:t>
-      </w:r>
-      <w:proofErr w:type="spellStart"/>
-      <w:proofErr w:type="gramStart"/>
-      <w:r>
-        <w:rPr>
-          <w:rFonts w:ascii="Consolas" w:hAnsi="Consolas"/>
-          <w:bCs/>
-          <w:sz w:val="22"/>
-          <w:szCs w:val="14"/>
-          <w:lang w:val="en-US"/>
-        </w:rPr>
-        <w:t>sp.count</w:t>
-      </w:r>
-      <w:proofErr w:type="spellEnd"/>
-      <w:proofErr w:type="gramEnd"/>
-      <w:r>
-        <w:rPr>
-          <w:rFonts w:ascii="Consolas" w:hAnsi="Consolas"/>
-          <w:bCs/>
-          <w:sz w:val="22"/>
-          <w:szCs w:val="14"/>
-          <w:lang w:val="en-US"/>
-        </w:rPr>
-        <w:t>(x) == 1:</w:t>
-      </w:r>
-    </w:p>
-    <w:p>
-      <w:pPr>
-        <w:spacing w:line="240" w:lineRule="auto"/>
-        <w:ind w:firstLine="0"/>
-        <w:jc w:val="left"/>
-        <w:rPr>
-          <w:rFonts w:ascii="Consolas" w:hAnsi="Consolas"/>
-          <w:bCs/>
-          <w:sz w:val="22"/>
-          <w:szCs w:val="14"/>
-          <w:lang w:val="en-US"/>
-        </w:rPr>
-      </w:pPr>
-      <w:r>
-        <w:rPr>
-          <w:rFonts w:ascii="Consolas" w:hAnsi="Consolas"/>
-          <w:bCs/>
-          <w:sz w:val="22"/>
-          <w:szCs w:val="14"/>
-          <w:lang w:val="en-US"/>
-        </w:rPr>
-        <w:t xml:space="preserve">            </w:t>
-      </w:r>
-      <w:proofErr w:type="spellStart"/>
-      <w:proofErr w:type="gramStart"/>
-      <w:r>
-        <w:rPr>
-          <w:rFonts w:ascii="Consolas" w:hAnsi="Consolas"/>
-          <w:bCs/>
-          <w:sz w:val="22"/>
-          <w:szCs w:val="14"/>
-          <w:lang w:val="en-US"/>
-        </w:rPr>
-        <w:t>result.append</w:t>
-      </w:r>
-      <w:proofErr w:type="spellEnd"/>
-      <w:proofErr w:type="gramEnd"/>
-      <w:r>
-        <w:rPr>
-          <w:rFonts w:ascii="Consolas" w:hAnsi="Consolas"/>
-          <w:bCs/>
-          <w:sz w:val="22"/>
-          <w:szCs w:val="14"/>
-          <w:lang w:val="en-US"/>
-        </w:rPr>
-        <w:t>(x)</w:t>
-      </w:r>
-    </w:p>
-    <w:p>
-      <w:pPr>
-        <w:spacing w:line="240" w:lineRule="auto"/>
-        <w:ind w:firstLine="0"/>
-        <w:jc w:val="left"/>
-        <w:rPr>
-          <w:rFonts w:ascii="Consolas" w:hAnsi="Consolas"/>
-          <w:bCs/>
-          <w:sz w:val="22"/>
-          <w:szCs w:val="14"/>
-          <w:lang w:val="en-US"/>
-        </w:rPr>
-      </w:pPr>
-      <w:r>
-        <w:rPr>
-          <w:rFonts w:ascii="Consolas" w:hAnsi="Consolas"/>
-          <w:bCs/>
-          <w:sz w:val="22"/>
-          <w:szCs w:val="14"/>
-          <w:lang w:val="en-US"/>
-        </w:rPr>
-        <w:t xml:space="preserve">    return result</w:t>
-      </w:r>
-    </w:p>
-    <w:p>
-      <w:pPr>
-        <w:spacing w:line="240" w:lineRule="auto"/>
-        <w:ind w:firstLine="0"/>
-        <w:jc w:val="left"/>
-        <w:rPr>
-          <w:rFonts w:ascii="Consolas" w:hAnsi="Consolas"/>
-          <w:bCs/>
-          <w:sz w:val="22"/>
-          <w:szCs w:val="14"/>
-          <w:lang w:val="en-US"/>
-        </w:rPr>
-      </w:pPr>
-    </w:p>
-    <w:p>
-      <w:pPr>
-        <w:spacing w:line="240" w:lineRule="auto"/>
-        <w:ind w:firstLine="0"/>
-        <w:jc w:val="left"/>
-        <w:rPr>
-          <w:rFonts w:ascii="Consolas" w:hAnsi="Consolas"/>
-          <w:bCs/>
-          <w:sz w:val="22"/>
-          <w:szCs w:val="14"/>
-          <w:lang w:val="en-US"/>
-        </w:rPr>
-      </w:pPr>
-      <w:proofErr w:type="spellStart"/>
-      <w:r>
-        <w:rPr>
-          <w:rFonts w:ascii="Consolas" w:hAnsi="Consolas"/>
-          <w:bCs/>
-          <w:sz w:val="22"/>
-          <w:szCs w:val="14"/>
-          <w:lang w:val="en-US"/>
-        </w:rPr>
-        <w:t>resultat</w:t>
-      </w:r>
-      <w:proofErr w:type="spellEnd"/>
-      <w:r>
-        <w:rPr>
-          <w:rFonts w:ascii="Consolas" w:hAnsi="Consolas"/>
-          <w:bCs/>
-          <w:sz w:val="22"/>
-          <w:szCs w:val="14"/>
-          <w:lang w:val="en-US"/>
-        </w:rPr>
-        <w:t>=</w:t>
-      </w:r>
-      <w:proofErr w:type="spellStart"/>
-      <w:proofErr w:type="gramStart"/>
-      <w:r>
-        <w:rPr>
-          <w:rFonts w:ascii="Consolas" w:hAnsi="Consolas"/>
-          <w:bCs/>
-          <w:sz w:val="22"/>
-          <w:szCs w:val="14"/>
-          <w:lang w:val="en-US"/>
-        </w:rPr>
-        <w:t>spisok</w:t>
-      </w:r>
-      <w:proofErr w:type="spellEnd"/>
-      <w:r>
-        <w:rPr>
-          <w:rFonts w:ascii="Consolas" w:hAnsi="Consolas"/>
-          <w:bCs/>
-          <w:sz w:val="22"/>
-          <w:szCs w:val="14"/>
-          <w:lang w:val="en-US"/>
-        </w:rPr>
-        <w:t>(</w:t>
-      </w:r>
-      <w:proofErr w:type="gramEnd"/>
-      <w:r>
-        <w:rPr>
-          <w:rFonts w:ascii="Consolas" w:hAnsi="Consolas"/>
-          <w:bCs/>
-          <w:sz w:val="22"/>
-          <w:szCs w:val="14"/>
-          <w:lang w:val="en-US"/>
-        </w:rPr>
-        <w:t>)</w:t>
-      </w:r>
-    </w:p>
-    <w:p>
-      <w:pPr>
-        <w:spacing w:line="240" w:lineRule="auto"/>
-        <w:ind w:firstLine="0"/>
-        <w:jc w:val="left"/>
-        <w:rPr>
-          <w:rFonts w:ascii="Consolas" w:hAnsi="Consolas"/>
-          <w:bCs/>
-          <w:sz w:val="22"/>
-          <w:szCs w:val="14"/>
-        </w:rPr>
-      </w:pPr>
-      <w:proofErr w:type="spellStart"/>
-      <w:r>
-        <w:rPr>
-          <w:rFonts w:ascii="Consolas" w:hAnsi="Consolas"/>
-          <w:bCs/>
-          <w:sz w:val="22"/>
-          <w:szCs w:val="14"/>
-        </w:rPr>
-        <w:t>if</w:t>
-      </w:r>
-      <w:proofErr w:type="spellEnd"/>
-      <w:r>
-        <w:rPr>
-          <w:rFonts w:ascii="Consolas" w:hAnsi="Consolas"/>
-          <w:bCs/>
-          <w:sz w:val="22"/>
-          <w:szCs w:val="14"/>
-        </w:rPr>
-        <w:t xml:space="preserve"> </w:t>
-      </w:r>
-      <w:proofErr w:type="spellStart"/>
-      <w:r>
-        <w:rPr>
-          <w:rFonts w:ascii="Consolas" w:hAnsi="Consolas"/>
-          <w:bCs/>
-          <w:sz w:val="22"/>
-          <w:szCs w:val="14"/>
-        </w:rPr>
-        <w:t>resultat</w:t>
-      </w:r>
-      <w:proofErr w:type="spellEnd"/>
-      <w:r>
-        <w:rPr>
-          <w:rFonts w:ascii="Consolas" w:hAnsi="Consolas"/>
-          <w:bCs/>
-          <w:sz w:val="22"/>
-          <w:szCs w:val="14"/>
-        </w:rPr>
-        <w:t>:</w:t>
-      </w:r>
-    </w:p>
-    <w:p>
-      <w:pPr>
-        <w:spacing w:line="240" w:lineRule="auto"/>
-        <w:ind w:firstLine="0"/>
-        <w:jc w:val="left"/>
-        <w:rPr>
-          <w:rFonts w:ascii="Consolas" w:hAnsi="Consolas"/>
-          <w:bCs/>
-          <w:sz w:val="22"/>
-          <w:szCs w:val="14"/>
-        </w:rPr>
-      </w:pPr>
-      <w:r>
-        <w:rPr>
-          <w:rFonts w:ascii="Consolas" w:hAnsi="Consolas"/>
-          <w:bCs/>
-          <w:sz w:val="22"/>
-          <w:szCs w:val="14"/>
-        </w:rPr>
-        <w:t xml:space="preserve">    </w:t>
-      </w:r>
-      <w:proofErr w:type="spellStart"/>
-      <w:proofErr w:type="gramStart"/>
-      <w:r>
-        <w:rPr>
-          <w:rFonts w:ascii="Consolas" w:hAnsi="Consolas"/>
-          <w:bCs/>
-          <w:sz w:val="22"/>
-          <w:szCs w:val="14"/>
-        </w:rPr>
-        <w:t>print</w:t>
-      </w:r>
-      <w:proofErr w:type="spellEnd"/>
-      <w:r>
-        <w:rPr>
-          <w:rFonts w:ascii="Consolas" w:hAnsi="Consolas"/>
-          <w:bCs/>
-          <w:sz w:val="22"/>
-          <w:szCs w:val="14"/>
-        </w:rPr>
-        <w:t>(</w:t>
-      </w:r>
-      <w:proofErr w:type="gramEnd"/>
-      <w:r>
-        <w:rPr>
-          <w:rFonts w:ascii="Consolas" w:hAnsi="Consolas"/>
-          <w:bCs/>
-          <w:sz w:val="22"/>
-          <w:szCs w:val="14"/>
-        </w:rPr>
-        <w:t>"Элементы, встречающиеся один раз:", *</w:t>
-      </w:r>
-      <w:proofErr w:type="spellStart"/>
-      <w:r>
-        <w:rPr>
-          <w:rFonts w:ascii="Consolas" w:hAnsi="Consolas"/>
-          <w:bCs/>
-          <w:sz w:val="22"/>
-          <w:szCs w:val="14"/>
-        </w:rPr>
-        <w:t>resultat</w:t>
-      </w:r>
-      <w:proofErr w:type="spellEnd"/>
-      <w:r>
-        <w:rPr>
-          <w:rFonts w:ascii="Consolas" w:hAnsi="Consolas"/>
-          <w:bCs/>
-          <w:sz w:val="22"/>
-          <w:szCs w:val="14"/>
-        </w:rPr>
-        <w:t>)</w:t>
-      </w:r>
-    </w:p>
-    <w:p>
-      <w:pPr>
-        <w:spacing w:line="240" w:lineRule="auto"/>
-        <w:ind w:firstLine="0"/>
-        <w:jc w:val="left"/>
-        <w:rPr>
-          <w:rFonts w:ascii="Consolas" w:hAnsi="Consolas"/>
-          <w:bCs/>
-          <w:sz w:val="22"/>
-          <w:szCs w:val="14"/>
-        </w:rPr>
-      </w:pPr>
-      <w:proofErr w:type="spellStart"/>
-      <w:r>
-        <w:rPr>
-          <w:rFonts w:ascii="Consolas" w:hAnsi="Consolas"/>
-          <w:bCs/>
-          <w:sz w:val="22"/>
-          <w:szCs w:val="14"/>
-        </w:rPr>
-        <w:t>else</w:t>
-      </w:r>
-      <w:proofErr w:type="spellEnd"/>
-      <w:r>
-        <w:rPr>
-          <w:rFonts w:ascii="Consolas" w:hAnsi="Consolas"/>
-          <w:bCs/>
-          <w:sz w:val="22"/>
-          <w:szCs w:val="14"/>
-        </w:rPr>
-        <w:t>:</w:t>
-      </w:r>
-    </w:p>
-    <w:p>
-      <w:pPr>
-        <w:spacing w:line="240" w:lineRule="auto"/>
-        <w:ind w:firstLine="0"/>
-        <w:jc w:val="left"/>
-        <w:rPr>
-          <w:rFonts w:ascii="Consolas" w:hAnsi="Consolas"/>
-          <w:bCs/>
-          <w:sz w:val="22"/>
-          <w:szCs w:val="14"/>
-        </w:rPr>
-      </w:pPr>
-      <w:r>
-        <w:rPr>
-          <w:rFonts w:ascii="Consolas" w:hAnsi="Consolas"/>
-          <w:bCs/>
-          <w:sz w:val="22"/>
-          <w:szCs w:val="14"/>
-        </w:rPr>
-        <w:t xml:space="preserve">    </w:t>
-      </w:r>
-      <w:proofErr w:type="spellStart"/>
-      <w:proofErr w:type="gramStart"/>
-      <w:r>
-        <w:rPr>
-          <w:rFonts w:ascii="Consolas" w:hAnsi="Consolas"/>
-          <w:bCs/>
-          <w:sz w:val="22"/>
-          <w:szCs w:val="14"/>
-        </w:rPr>
-        <w:t>print</w:t>
-      </w:r>
-      <w:proofErr w:type="spellEnd"/>
-      <w:r>
-        <w:rPr>
-          <w:rFonts w:ascii="Consolas" w:hAnsi="Consolas"/>
-          <w:bCs/>
-          <w:sz w:val="22"/>
-          <w:szCs w:val="14"/>
-        </w:rPr>
-        <w:t>(</w:t>
-      </w:r>
-      <w:proofErr w:type="gramEnd"/>
-      <w:r>
-        <w:rPr>
-          <w:rFonts w:ascii="Consolas" w:hAnsi="Consolas"/>
-          <w:bCs/>
-          <w:sz w:val="22"/>
-          <w:szCs w:val="14"/>
-        </w:rPr>
-        <w:t>"</w:t>
-      </w:r>
-      <w:proofErr w:type="spellStart"/>
-      <w:r>
-        <w:rPr>
-          <w:rFonts w:ascii="Consolas" w:hAnsi="Consolas"/>
-          <w:bCs/>
-          <w:sz w:val="22"/>
-          <w:szCs w:val="14"/>
-        </w:rPr>
-        <w:t>Элемнтов</w:t>
-      </w:r>
-      <w:proofErr w:type="spellEnd"/>
-      <w:r>
-        <w:rPr>
-          <w:rFonts w:ascii="Consolas" w:hAnsi="Consolas"/>
-          <w:bCs/>
-          <w:sz w:val="22"/>
-          <w:szCs w:val="14"/>
-        </w:rPr>
-        <w:t>, встречающихся один раз нет")</w:t>
+        <w:t xml:space="preserve">    print("Элемнтов, встречающихся один раз нет")</w:t>
       </w:r>
     </w:p>
     <w:p>
@@ -6155,23 +5472,13 @@
                                 <w:sz w:val="20"/>
                               </w:rPr>
                             </w:pPr>
-                            <w:proofErr w:type="spellStart"/>
                             <w:r>
                               <w:rPr>
                                 <w:rFonts w:ascii="ISOCPEUR" w:hAnsi="ISOCPEUR"/>
                                 <w:i/>
                                 <w:sz w:val="20"/>
                               </w:rPr>
-                              <w:t>Разраб</w:t>
-                            </w:r>
-                            <w:proofErr w:type="spellEnd"/>
-                            <w:r>
-                              <w:rPr>
-                                <w:rFonts w:ascii="ISOCPEUR" w:hAnsi="ISOCPEUR"/>
-                                <w:i/>
-                                <w:sz w:val="20"/>
-                              </w:rPr>
-                              <w:t>.</w:t>
+                              <w:t>Разраб.</w:t>
                             </w:r>
                           </w:p>
                           <w:p/>
@@ -6440,18 +5747,8 @@
                                 <w:i/>
                                 <w:sz w:val="20"/>
                               </w:rPr>
-                              <w:t xml:space="preserve">Зуев </w:t>
+                              <w:t>Зуев А.Б</w:t>
                             </w:r>
-                            <w:proofErr w:type="gramStart"/>
-                            <w:r>
-                              <w:rPr>
-                                <w:rFonts w:ascii="ISOCPEUR" w:hAnsi="ISOCPEUR"/>
-                                <w:i/>
-                                <w:sz w:val="20"/>
-                              </w:rPr>
-                              <w:t>А.Б</w:t>
-                            </w:r>
-                            <w:proofErr w:type="gramEnd"/>
                           </w:p>
                         </w:txbxContent>
                       </wps:txbx>
@@ -6507,23 +5804,13 @@
                                 <w:sz w:val="18"/>
                               </w:rPr>
                             </w:pPr>
-                            <w:proofErr w:type="spellStart"/>
                             <w:r>
                               <w:rPr>
                                 <w:rFonts w:ascii="ISOCPEUR" w:hAnsi="ISOCPEUR"/>
                                 <w:i/>
                                 <w:sz w:val="20"/>
                               </w:rPr>
-                              <w:t>Пойлов</w:t>
-                            </w:r>
-                            <w:proofErr w:type="spellEnd"/>
-                            <w:r>
-                              <w:rPr>
-                                <w:rFonts w:ascii="ISOCPEUR" w:hAnsi="ISOCPEUR"/>
-                                <w:i/>
-                                <w:sz w:val="20"/>
-                              </w:rPr>
-                              <w:t xml:space="preserve"> И.А</w:t>
+                              <w:t>Пойлов И.А</w:t>
                             </w:r>
                           </w:p>
                         </w:txbxContent>
@@ -7685,23 +6972,13 @@
                           <w:sz w:val="20"/>
                         </w:rPr>
                       </w:pPr>
-                      <w:proofErr w:type="spellStart"/>
                       <w:r>
                         <w:rPr>
                           <w:rFonts w:ascii="ISOCPEUR" w:hAnsi="ISOCPEUR"/>
                           <w:i/>
                           <w:sz w:val="20"/>
                         </w:rPr>
-                        <w:t>Разраб</w:t>
-                      </w:r>
-                      <w:proofErr w:type="spellEnd"/>
-                      <w:r>
-                        <w:rPr>
-                          <w:rFonts w:ascii="ISOCPEUR" w:hAnsi="ISOCPEUR"/>
-                          <w:i/>
-                          <w:sz w:val="20"/>
-                        </w:rPr>
-                        <w:t>.</w:t>
+                        <w:t>Разраб.</w:t>
                       </w:r>
                     </w:p>
                     <w:p/>
@@ -7814,18 +7091,8 @@
                           <w:i/>
                           <w:sz w:val="20"/>
                         </w:rPr>
-                        <w:t xml:space="preserve">Зуев </w:t>
+                        <w:t>Зуев А.Б</w:t>
                       </w:r>
-                      <w:proofErr w:type="gramStart"/>
-                      <w:r>
-                        <w:rPr>
-                          <w:rFonts w:ascii="ISOCPEUR" w:hAnsi="ISOCPEUR"/>
-                          <w:i/>
-                          <w:sz w:val="20"/>
-                        </w:rPr>
-                        <w:t>А.Б</w:t>
-                      </w:r>
-                      <w:proofErr w:type="gramEnd"/>
                     </w:p>
                   </w:txbxContent>
                 </v:textbox>
@@ -7842,23 +7109,13 @@
                           <w:sz w:val="18"/>
                         </w:rPr>
                       </w:pPr>
-                      <w:proofErr w:type="spellStart"/>
                       <w:r>
                         <w:rPr>
                           <w:rFonts w:ascii="ISOCPEUR" w:hAnsi="ISOCPEUR"/>
                           <w:i/>
                           <w:sz w:val="20"/>
                         </w:rPr>
-                        <w:t>Пойлов</w:t>
-                      </w:r>
-                      <w:proofErr w:type="spellEnd"/>
-                      <w:r>
-                        <w:rPr>
-                          <w:rFonts w:ascii="ISOCPEUR" w:hAnsi="ISOCPEUR"/>
-                          <w:i/>
-                          <w:sz w:val="20"/>
-                        </w:rPr>
-                        <w:t xml:space="preserve"> И.А</w:t>
+                        <w:t>Пойлов И.А</w:t>
                       </w:r>
                     </w:p>
                   </w:txbxContent>

--- a/PY_24_ИСТ_3_Пойлов_Иван_Андреевич_ЛР_1.docx
+++ b/PY_24_ИСТ_3_Пойлов_Иван_Андреевич_ЛР_1.docx
@@ -1046,6 +1046,60 @@
           <w:szCs w:val="16"/>
         </w:rPr>
         <w:t xml:space="preserve"> %.</w:t>
+      </w:r>
+      <w:r>
+        <w:rPr>
+          <w:bCs/>
+          <w:szCs w:val="16"/>
+        </w:rPr>
+        <w:br/>
+      </w:r>
+    </w:p>
+    <w:p>
+      <w:pPr>
+        <w:spacing w:line="240" w:lineRule="auto"/>
+        <w:ind w:firstLine="0"/>
+        <w:jc w:val="left"/>
+        <w:rPr>
+          <w:b/>
+          <w:szCs w:val="16"/>
+        </w:rPr>
+      </w:pPr>
+      <w:r>
+        <w:rPr>
+          <w:b/>
+          <w:szCs w:val="16"/>
+        </w:rPr>
+        <w:t xml:space="preserve">Ссылка на </w:t>
+      </w:r>
+      <w:r>
+        <w:rPr>
+          <w:b/>
+          <w:szCs w:val="16"/>
+          <w:lang w:val="en-US"/>
+        </w:rPr>
+        <w:t>Github</w:t>
+      </w:r>
+      <w:r>
+        <w:rPr>
+          <w:b/>
+          <w:szCs w:val="16"/>
+        </w:rPr>
+        <w:t>:</w:t>
+      </w:r>
+      <w:r>
+        <w:rPr>
+          <w:b/>
+          <w:szCs w:val="16"/>
+        </w:rPr>
+        <w:t xml:space="preserve"> </w:t>
+      </w:r>
+      <w:r>
+        <w:rPr>
+          <w:b/>
+          <w:szCs w:val="16"/>
+        </w:rPr>
+        <w:t>https://github.com/nenadodadailig-debug/PythonLaba1..git</w:t>
       </w:r>
     </w:p>
     <w:p>
